--- a/docs/TTB-Label-Verifier-Approach-and-Design.docx
+++ b/docs/TTB-Label-Verifier-Approach-and-Design.docx
@@ -140,7 +140,7 @@
           <w:sz w:val="22"/>
           <w:szCs w:val="22"/>
         </w:rPr>
-        <w:t xml:space="preserve">Three numbers summarize the engineering posture. The automated suite (699 tests) runs offline in seconds with zero API keys, so every behavior is reproducible. The evaluation harness gates every commit on approve precision over 21 labeled cases with a hard floor of 98 percent, currently passing at 100 percent, because a false approval is the one error class this tool refuses to ship. And the deployed demo measured a median of 3.1 seconds end to end, inside the five second budget the Deputy Director named as the line between a tool agents use and one they abandon.</w:t>
+        <w:t xml:space="preserve">Three numbers summarize the engineering posture. The automated suite (773 tests) runs offline in seconds with zero API keys, so every behavior is reproducible. The evaluation harness gates every commit on approve precision over 21 labeled cases with a hard floor of 98 percent, currently passing at 100 percent, because a false approval is the one error class this tool refuses to ship. And the deployed demo measured a median of 3.1 seconds end to end, inside the five second budget the Deputy Director named as the line between a tool agents use and one they abandon.</w:t>
       </w:r>
     </w:p>
     <w:p>
@@ -160,7 +160,7 @@
           <w:sz w:val="22"/>
           <w:szCs w:val="22"/>
         </w:rPr>
-        <w:t xml:space="preserve">Vision models are excellent readers and unreliable judges. The architecture therefore gives the model exactly one job: transcribe what is printed on the label into roughly nineteen structured fields, each with a confidence score. Everything that decides is plain, deterministic, unit-tested code: pure comparators for the field-by-field match, a CFR-encoded completeness matrix for what each beverage class must carry, and statutory constants (the 27 CFR 16.21 warning text, tolerance bands, standards of fill) kept in one hand-verified module that tests are never allowed to retune.</w:t>
+        <w:t xml:space="preserve">Vision models are excellent readers and unreliable judges. The architecture therefore gives the model exactly one job: transcribe what is printed on the label into eighteen structured fields, each with a confidence score, plus four warning-format flags. Everything that decides is plain, deterministic, unit-tested code: pure comparators for the field-by-field match, a CFR-encoded completeness matrix for what each beverage class must carry, and statutory constants (the 27 CFR 16.21 warning text, tolerance bands, standards of fill) kept in one hand-verified module that tests are never allowed to retune.</w:t>
       </w:r>
     </w:p>
     <w:p>
@@ -399,16 +399,16 @@
           <w:sz w:val="22"/>
           <w:szCs w:val="22"/>
         </w:rPr>
-        <w:t xml:space="preserve">Self-consistency voting.</w:t>
-      </w:r>
-      <w:r>
-        <w:rPr>
-          <w:b w:val="false"/>
-          <w:bCs w:val="false"/>
-          <w:sz w:val="22"/>
-          <w:szCs w:val="22"/>
-        </w:rPr>
-        <w:t xml:space="preserve"> Each image is read N times in parallel and per-field confidence is the agreement fraction across samples, which is far better calibrated than a model's self-reported confidence. The vote clusters cosmetic variance (a dropped cedilla is one reading) but never clusters numeric differences. A field most samples read identically but one sample dropped lands at 0.65, still gated to review but eligible for rescue; genuine splits stamp 0.3 and stay with a human.</w:t>
+        <w:t xml:space="preserve">Joint multi-image reads.</w:t>
+      </w:r>
+      <w:r>
+        <w:rPr>
+          <w:b w:val="false"/>
+          <w:bCs w:val="false"/>
+          <w:sz w:val="22"/>
+          <w:szCs w:val="22"/>
+        </w:rPr>
+        <w:t xml:space="preserve"> A product's images (front, back, neck) ride one request per sample as position-labeled, full-resolution parts, never a stitched composite: stitching halves each label's pixels under the vision APIs' total-resolution caps, exactly where the fine print lives. The model allocates fields with cross-panel context (brand on the front, warning on the back), and a two-image product pays per-sample requests, not images times samples. A model-reported front-versus-back conflict on a field is deterministically capped into the review band and made rescue-ineligible, so a cross-panel contradiction always reaches a human. Providers without joint reads (the offline mock, the Azure OCR path) keep per-image reads merged by code.</w:t>
       </w:r>
     </w:p>
     <w:p>
@@ -427,16 +427,16 @@
           <w:sz w:val="22"/>
           <w:szCs w:val="22"/>
         </w:rPr>
-        <w:t xml:space="preserve">The warning judge.</w:t>
-      </w:r>
-      <w:r>
-        <w:rPr>
-          <w:b w:val="false"/>
-          <w:bCs w:val="false"/>
-          <w:sz w:val="22"/>
-          <w:szCs w:val="22"/>
-        </w:rPr>
-        <w:t xml:space="preserve"> Whether the GOVERNMENT WARNING: prefix is bold is the one check that can hard-fail a label, so a dedicated pass runs on the strongest available model (gpt-5.5 on the demo) and the result is tri-state: undetectable routes to review, never to a silent pass or a claimed violation.</w:t>
+        <w:t xml:space="preserve">Self-consistency voting.</w:t>
+      </w:r>
+      <w:r>
+        <w:rPr>
+          <w:b w:val="false"/>
+          <w:bCs w:val="false"/>
+          <w:sz w:val="22"/>
+          <w:szCs w:val="22"/>
+        </w:rPr>
+        <w:t xml:space="preserve"> Each product is read N times in parallel (each sample carrying all of its images) and per-field confidence is the agreement fraction across samples, which is far better calibrated than a model's self-reported confidence. The vote clusters cosmetic variance (a dropped cedilla is one reading) but never clusters numeric differences. A field most samples read identically but one sample dropped lands at 0.65, still gated to review but eligible for rescue; genuine splits stamp 0.3 and stay with a human.</w:t>
       </w:r>
     </w:p>
     <w:p>
@@ -455,6 +455,34 @@
           <w:sz w:val="22"/>
           <w:szCs w:val="22"/>
         </w:rPr>
+        <w:t xml:space="preserve">The warning judge.</w:t>
+      </w:r>
+      <w:r>
+        <w:rPr>
+          <w:b w:val="false"/>
+          <w:bCs w:val="false"/>
+          <w:sz w:val="22"/>
+          <w:szCs w:val="22"/>
+        </w:rPr>
+        <w:t xml:space="preserve"> Whether the GOVERNMENT WARNING: prefix is bold is the one check that can hard-fail a label, so a dedicated pass runs on the strongest available model (gpt-5.5 on the demo) and the result is tri-state: undetectable routes to review, never to a silent pass or a claimed violation.</w:t>
+      </w:r>
+    </w:p>
+    <w:p>
+      <w:pPr>
+        <w:pStyle w:val="ListParagraph"/>
+        <w:numPr>
+          <w:ilvl w:val="0"/>
+          <w:numId w:val="2"/>
+        </w:numPr>
+        <w:spacing w:after="90"/>
+      </w:pPr>
+      <w:r>
+        <w:rPr>
+          <w:b/>
+          <w:bCs/>
+          <w:sz w:val="22"/>
+          <w:szCs w:val="22"/>
+        </w:rPr>
         <w:t xml:space="preserve">Low-confidence rescue.</w:t>
       </w:r>
       <w:r>
@@ -465,6 +493,34 @@
           <w:szCs w:val="22"/>
         </w:rPr>
         <w:t xml:space="preserve"> When a verdict-relevant field stays under the 0.7 trust gate, one bounded call re-reads exactly those fields on the strong model. Cross-model agreement clears the false alarm; disagreement adopts the stronger reading but stays in review. A rescue can clear a false alarm; it can never flip a conflict to pass.</w:t>
+      </w:r>
+    </w:p>
+    <w:p>
+      <w:pPr>
+        <w:pStyle w:val="ListParagraph"/>
+        <w:numPr>
+          <w:ilvl w:val="0"/>
+          <w:numId w:val="2"/>
+        </w:numPr>
+        <w:spacing w:after="90"/>
+      </w:pPr>
+      <w:r>
+        <w:rPr>
+          <w:b/>
+          <w:bCs/>
+          <w:sz w:val="22"/>
+          <w:szCs w:val="22"/>
+        </w:rPr>
+        <w:t xml:space="preserve">Warning-focus escalation.</w:t>
+      </w:r>
+      <w:r>
+        <w:rPr>
+          <w:b w:val="false"/>
+          <w:bCs w:val="false"/>
+          <w:sz w:val="22"/>
+          <w:szCs w:val="22"/>
+        </w:rPr>
+        <w:t xml:space="preserve"> When the warning is required but still missing or format-unverified after the merge, judge, and rescue, one bounded strong-model pass locates it in any orientation (sideways and upside-down text are normal on bottles); plain code then crops the region, rotates it upright, and upscales it (sharp) so a second judgment reads the prefix strokes at several times the effective resolution. Asymmetric by design: a recovered warning surfaces at review-band confidence for a human, never as a silent pass, and a deliberate review hold is never overridden by the escalation's own agreement.</w:t>
       </w:r>
     </w:p>
     <w:p>
@@ -804,7 +860,7 @@
                 <w:sz w:val="20"/>
                 <w:szCs w:val="20"/>
               </w:rPr>
-              <w:t xml:space="preserve">One accessibility-first screen (WCAG 2.1 AA: 44px targets, full keyboard order, visible focus, live regions). Grey AI suggestions with Tab-to-accept, an Accept-all button, and a ? explainer on every field.</w:t>
+              <w:t xml:space="preserve">One accessibility-first screen (WCAG 2.1 AA: 4.5:1 contrast in both themes, 44px primary targets, full keyboard order, visible focus, live regions). Grey AI suggestions with Tab-to-accept, an Accept-all button, and a ? explainer on every field.</w:t>
             </w:r>
           </w:p>
         </w:tc>
@@ -1279,7 +1335,7 @@
                 <w:sz w:val="20"/>
                 <w:szCs w:val="20"/>
               </w:rPr>
-              <w:t xml:space="preserve">Next.js 16 (App Router, standalone output), React 19, TypeScript strict, Tailwind CSS 4. Runtime dependencies are only next, react, and react-dom: no database, nothing else to operate.</w:t>
+              <w:t xml:space="preserve">Next.js 16 (App Router, standalone output), React 19, TypeScript strict, Tailwind CSS 4. Runtime dependencies are next, react, react-dom, and sharp (server-side image cropping for the warning-focus pass): no database, nothing else to operate.</w:t>
             </w:r>
           </w:p>
         </w:tc>
@@ -1407,7 +1463,7 @@
                 <w:sz w:val="20"/>
                 <w:szCs w:val="20"/>
               </w:rPr>
-              <w:t xml:space="preserve">Vitest (699 tests, offline), Testing Library for components, a tsx evaluation harness over 21 labeled fixtures acting as a CI gate, and live measurement scripts for deployed latency.</w:t>
+              <w:t xml:space="preserve">Vitest (773 tests, offline), Testing Library for components, a tsx evaluation harness over 21 labeled fixtures acting as a CI gate, and live measurement scripts for deployed latency.</w:t>
             </w:r>
           </w:p>
         </w:tc>
@@ -1513,16 +1569,7 @@
           <w:sz w:val="22"/>
           <w:szCs w:val="22"/>
         </w:rPr>
-        <w:t xml:space="preserve">Offline gate: </w:t>
-      </w:r>
-      <w:r>
-        <w:rPr>
-          <w:b w:val="false"/>
-          <w:bCs w:val="false"/>
-          <w:sz w:val="22"/>
-          <w:szCs w:val="22"/>
-        </w:rPr>
-        <w:t xml:space="preserve">699 tests in 59 files pass in seconds with no network. The eval harness scores 21 labeled cases (clean labels plus deliberate defects: a title-case warning, an out-of-tolerance ABV, a brand typo, a missing warning, an import without a country statement, an unreadable photo that must never auto-approve) at 100 percent accuracy, with the 98 percent approve-precision floor enforced in CI.</w:t>
+        <w:t>Offline gate: 773 tests in 60 files pass in seconds with no network. The eval harness scores 21 labeled cases (clean labels plus deliberate defects: a title-case warning, an out-of-tolerance ABV, a brand typo, a missing warning, an import without a country statement, an unreadable photo that must never auto-approve) at 100 percent accuracy, with the 98 percent approve-precision floor enforced in CI.</w:t>
       </w:r>
     </w:p>
     <w:p>
@@ -1541,16 +1588,7 @@
           <w:sz w:val="22"/>
           <w:szCs w:val="22"/>
         </w:rPr>
-        <w:t xml:space="preserve">Live latency: </w:t>
-      </w:r>
-      <w:r>
-        <w:rPr>
-          <w:b w:val="false"/>
-          <w:bCs w:val="false"/>
-          <w:sz w:val="22"/>
-          <w:szCs w:val="22"/>
-        </w:rPr>
-        <w:t xml:space="preserve">15 sequential reads against the deployed demo measured p50 3.1s and p95 5.2s with 15 of 15 verdicts correct; the one 5.2s read was the serverless cold start. Model selection was A/B measured the same way: the fast model transcribes and the strongest model judges, because moving extraction to the strong model doubled the median for identical verdicts.</w:t>
+        <w:t>Live latency: 15 sequential reads against the deployed demo measured p50 3.1s and p95 5.2s with 15 of 15 verdicts correct; the one 5.2s read was the serverless cold start. Model selection was A/B measured the same way: the fast model transcribes and the strongest model judges, because moving extraction to the strong model doubled the median for identical verdicts.</w:t>
       </w:r>
     </w:p>
     <w:p>
@@ -1569,16 +1607,7 @@
           <w:sz w:val="22"/>
           <w:szCs w:val="22"/>
         </w:rPr>
-        <w:t xml:space="preserve">An honest correction: </w:t>
-      </w:r>
-      <w:r>
-        <w:rPr>
-          <w:b w:val="false"/>
-          <w:bCs w:val="false"/>
-          <w:sz w:val="22"/>
-          <w:szCs w:val="22"/>
-        </w:rPr>
-        <w:t xml:space="preserve">that 3.1s pairing (a 7-wide vote under a 5 second per-sample cap) was measured on single-image demo labels, and a real front-plus-back product later exposed the gap: a dense, warning-bearing back label reads in about 5 seconds, so the cap could starve every sample of the back image. The pipeline now reports any dropped image end to end instead of proceeding silently, the verdict is capped at review on partial reads, and the recommended configuration is a 5-wide vote with an 8 second cap, re-measured reading the same dense pair completely in 4.9 seconds. The failure, the diagnosis, and the fix are documented in the repository because finding the measurement gap is part of the engineering.</w:t>
+        <w:t>An honest correction: that 3.1s pairing (a 7-wide vote under a 5 second per-sample cap) was measured on single-image demo labels, and a real front-plus-back product later exposed the gap: a dense, warning-bearing back label reads in about 5 seconds, so the cap could starve every sample of the back image. The pipeline now reports any dropped image end to end instead of proceeding silently, the verdict is capped at review on partial reads, and the recommended configuration is a 5-wide vote with an 8 second cap, re-measured reading the same dense pair completely in 4.9 seconds. The failure, the diagnosis, and the fix are documented in the repository because finding the measurement gap is part of the engineering.</w:t>
       </w:r>
     </w:p>
     <w:p>
@@ -1697,7 +1726,7 @@
         <w:pStyle w:val="ListParagraph"/>
         <w:numPr>
           <w:ilvl w:val="0"/>
-          <w:numId w:val="3"/>
+          <w:numId w:val="4"/>
         </w:numPr>
         <w:spacing w:after="90"/>
       </w:pPr>
@@ -1716,7 +1745,7 @@
         <w:pStyle w:val="ListParagraph"/>
         <w:numPr>
           <w:ilvl w:val="0"/>
-          <w:numId w:val="3"/>
+          <w:numId w:val="4"/>
         </w:numPr>
         <w:spacing w:after="90"/>
       </w:pPr>
@@ -1735,7 +1764,7 @@
         <w:pStyle w:val="ListParagraph"/>
         <w:numPr>
           <w:ilvl w:val="0"/>
-          <w:numId w:val="3"/>
+          <w:numId w:val="4"/>
         </w:numPr>
         <w:spacing w:after="90"/>
       </w:pPr>
@@ -1754,7 +1783,7 @@
         <w:pStyle w:val="ListParagraph"/>
         <w:numPr>
           <w:ilvl w:val="0"/>
-          <w:numId w:val="3"/>
+          <w:numId w:val="4"/>
         </w:numPr>
         <w:spacing w:after="90"/>
       </w:pPr>
@@ -1773,7 +1802,7 @@
         <w:pStyle w:val="ListParagraph"/>
         <w:numPr>
           <w:ilvl w:val="0"/>
-          <w:numId w:val="3"/>
+          <w:numId w:val="4"/>
         </w:numPr>
         <w:spacing w:after="90"/>
       </w:pPr>
@@ -1792,7 +1821,7 @@
         <w:pStyle w:val="ListParagraph"/>
         <w:numPr>
           <w:ilvl w:val="0"/>
-          <w:numId w:val="3"/>
+          <w:numId w:val="4"/>
         </w:numPr>
         <w:spacing w:after="90"/>
       </w:pPr>
@@ -2109,6 +2138,12 @@
     </w:lvlOverride>
   </w:num>
   <w:num w:numId="3">
+    <w:abstractNumId w:val="3"/>
+    <w:lvlOverride w:ilvl="0">
+      <w:startOverride w:val="1"/>
+    </w:lvlOverride>
+  </w:num>
+  <w:num w:numId="4">
     <w:abstractNumId w:val="3"/>
     <w:lvlOverride w:ilvl="0">
       <w:startOverride w:val="1"/>

--- a/docs/TTB-Label-Verifier-Approach-and-Design.docx
+++ b/docs/TTB-Label-Verifier-Approach-and-Design.docx
@@ -184,7 +184,7 @@
           <w:sz w:val="22"/>
           <w:szCs w:val="22"/>
         </w:rPr>
-        <w:t xml:space="preserve">The screen itself is verify-first. The headline is the claimed-versus-label comparison, the brief's core check, computed once the application's required fields for the beverage type are supplied. The AI's reading pre-fills every input as a grey suggestion the agent can accept with Tab or one click, which is what kills the manual data entry without ever letting the model approve its own work.</w:t>
+        <w:t xml:space="preserve">The screen itself is verify-first. The headline is the claimed-versus-label comparison, the brief's core check, computed once the application's required fields for the beverage type are supplied. The AI's reading pre-fills every input as a gray suggestion the agent can accept with Tab or one click, which is what kills the manual data entry without ever letting the model approve its own work.</w:t>
       </w:r>
     </w:p>
     <w:p>
@@ -860,7 +860,7 @@
                 <w:sz w:val="20"/>
                 <w:szCs w:val="20"/>
               </w:rPr>
-              <w:t xml:space="preserve">One accessibility-first screen (WCAG 2.1 AA: 4.5:1 contrast in both themes, 44px primary targets, full keyboard order, visible focus, live regions). Grey AI suggestions with Tab-to-accept, an Accept-all button, and a ? explainer on every field.</w:t>
+              <w:t xml:space="preserve">One accessibility-first screen (WCAG 2.1 AA: 4.5:1 contrast in both themes, 44px primary targets, full keyboard order, visible focus, live regions). Gray AI suggestions with Tab-to-accept, an Accept-all button, and a ? explainer on every field.</w:t>
             </w:r>
           </w:p>
         </w:tc>

--- a/docs/TTB-Label-Verifier-Approach-and-Design.docx
+++ b/docs/TTB-Label-Verifier-Approach-and-Design.docx
@@ -30,7 +30,7 @@
           <w:sz w:val="26"/>
           <w:szCs w:val="26"/>
         </w:rPr>
-        <w:t xml:space="preserve">AI-Powered Alcohol Label Verification: Approach, Design Decisions, and Trade-offs</w:t>
+        <w:t xml:space="preserve">Checking alcohol labels against their applications: approach, design decisions, and trade-offs</w:t>
       </w:r>
     </w:p>
     <w:p>
@@ -67,7 +67,7 @@
         </w:rPr>
         <w:t xml:space="preserve">Live demo:  </w:t>
       </w:r>
-      <w:hyperlink w:history="1" r:id="rId8uqlitrodhefpte3eodo2">
+      <w:hyperlink w:history="1" r:id="rIdbrwdeswqwir4ysb_c1_pb">
         <w:r>
           <w:rPr>
             <w:rStyle w:val="Hyperlink"/>
@@ -91,7 +91,7 @@
         </w:rPr>
         <w:t xml:space="preserve">Source:  </w:t>
       </w:r>
-      <w:hyperlink w:history="1" r:id="rIddsnxi-rtp1240ysv_dyvy">
+      <w:hyperlink w:history="1" r:id="rIdxeoud0qs1fzkl2sxekrc1">
         <w:r>
           <w:rPr>
             <w:rStyle w:val="Hyperlink"/>
@@ -108,7 +108,7 @@
           <w:sz w:val="22"/>
           <w:szCs w:val="22"/>
         </w:rPr>
-        <w:t xml:space="preserve">  (README covers setup, architecture, and deployment)</w:t>
+        <w:t xml:space="preserve">  (the README covers setup, architecture, and deployment)</w:t>
       </w:r>
     </w:p>
     <w:p>
@@ -116,7 +116,7 @@
         <w:pStyle w:val="Heading1"/>
       </w:pPr>
       <w:r>
-        <w:t xml:space="preserve">1.  Executive summary</w:t>
+        <w:t xml:space="preserve">1.  What this is</w:t>
       </w:r>
     </w:p>
     <w:p>
@@ -128,7 +128,7 @@
           <w:sz w:val="22"/>
           <w:szCs w:val="22"/>
         </w:rPr>
-        <w:t xml:space="preserve">The TTB Label Verifier reads photographs of alcohol beverage labels with a vision model and verifies them against the application the way a compliance agent does: brand name matches, alcohol content is correct and within the class tolerance, net contents use an authorized standard of fill, and the government warning is present, verbatim, and correctly formatted. It returns a clear Approve, Needs review, or Reject verdict with a per-field breakdown, handles batch uploads of hundreds of labels as a streaming, reviewable worklist, and exports JSON and CSV records of every decision.</w:t>
+        <w:t xml:space="preserve">A compliance agent uploads photos of an alcohol label. A vision model reads them, and the tool checks what is printed against what the application claims: the brand name, the alcohol content within the legal tolerance for its class, the net contents on an authorized standard of fill, and the government warning, verbatim and correctly formatted. The verdict is Approve, Needs review, or Reject, with a card for every field explaining how it was compared. The same engine runs a batch worklist for the 200-to-300-label dumps the discovery notes describe, and every read exports to JSON and CSV.</w:t>
       </w:r>
     </w:p>
     <w:p>
@@ -140,7 +140,7 @@
           <w:sz w:val="22"/>
           <w:szCs w:val="22"/>
         </w:rPr>
-        <w:t xml:space="preserve">Three numbers summarize the engineering posture. The automated suite (773 tests) runs offline in seconds with zero API keys, so every behavior is reproducible. The evaluation harness gates every commit on approve precision over 21 labeled cases with a hard floor of 98 percent, currently passing at 100 percent, because a false approval is the one error class this tool refuses to ship. And the deployed demo measured a median of 3.1 seconds end to end, inside the five second budget the Deputy Director named as the line between a tool agents use and one they abandon.</w:t>
+        <w:t xml:space="preserve">Three numbers I kept in front of me while building. The test suite (779 tests) runs offline in seconds with no API keys, so every behavior described here is reproducible on a laptop. The evaluation harness gates every commit on approve precision over 27 labeled cases with a hard floor of 98 percent, because a false approval is the one error I decided this tool would not ship. And the deployed demo measured a median of 3.1 seconds end to end against the five-second line the Deputy Director drew. Section 7 has the full measurement story, including the configuration mistake I found later and what it changed.</w:t>
       </w:r>
     </w:p>
     <w:p>
@@ -148,7 +148,7 @@
         <w:pStyle w:val="Heading1"/>
       </w:pPr>
       <w:r>
-        <w:t xml:space="preserve">2.  The core idea: AI extracts, code decides</w:t>
+        <w:t xml:space="preserve">2.  The choices I made on purpose</w:t>
       </w:r>
     </w:p>
     <w:p>
@@ -160,7 +160,15 @@
           <w:sz w:val="22"/>
           <w:szCs w:val="22"/>
         </w:rPr>
-        <w:t xml:space="preserve">Vision models are excellent readers and unreliable judges. The architecture therefore gives the model exactly one job: transcribe what is printed on the label into eighteen structured fields, each with a confidence score, plus four warning-format flags. Everything that decides is plain, deterministic, unit-tested code: pure comparators for the field-by-field match, a CFR-encoded completeness matrix for what each beverage class must carry, and statutory constants (the 27 CFR 16.21 warning text, tolerance bands, standards of fill) kept in one hand-verified module that tests are never allowed to retune.</w:t>
+        <w:t xml:space="preserve">A prototype like this can be a pile of features or a small set of decisions applied consistently. I tried to make it the second thing. These are the decisions, with the reasoning.</w:t>
+      </w:r>
+    </w:p>
+    <w:p>
+      <w:pPr>
+        <w:pStyle w:val="Heading2"/>
+      </w:pPr>
+      <w:r>
+        <w:t xml:space="preserve">AI extracts, code decides</w:t>
       </w:r>
     </w:p>
     <w:p>
@@ -172,7 +180,7 @@
           <w:sz w:val="22"/>
           <w:szCs w:val="22"/>
         </w:rPr>
-        <w:t xml:space="preserve">This split is what makes the tool defensible in a government context. When an agent asks why a label was rejected, the answer is a rule with a CFR citation, not a model's opinion. It also sets the safety bias: wherever the evidence is uncertain, the verdict routes to Needs review for a human. An unnecessary review costs minutes; a false approval costs trust in the entire system.</w:t>
+        <w:t xml:space="preserve">Vision models read well and judge unevenly, and in a compliance setting a judgment you cannot explain is worthless. So the model gets exactly one job: transcribe what is printed into eighteen structured fields and four warning-format flags, each with a confidence. Everything that decides is plain, unit-tested TypeScript: pure comparators for the field-by-field match, a completeness matrix encoding what each beverage class must carry, and the statutory constants (the 27 CFR 16.21 warning text, the tolerance bands, the standards of fill) in one hand-verified module. I do not let tests retune that module. If a test disagrees with the statute, the test is wrong.</w:t>
       </w:r>
     </w:p>
     <w:p>
@@ -184,15 +192,27 @@
           <w:sz w:val="22"/>
           <w:szCs w:val="22"/>
         </w:rPr>
-        <w:t xml:space="preserve">The screen itself is verify-first. The headline is the claimed-versus-label comparison, the brief's core check, computed once the application's required fields for the beverage type are supplied. The AI's reading pre-fills every input as a gray suggestion the agent can accept with Tab or one click, which is what kills the manual data entry without ever letting the model approve its own work.</w:t>
-      </w:r>
-    </w:p>
-    <w:p>
-      <w:pPr>
-        <w:pStyle w:val="Heading1"/>
-      </w:pPr>
-      <w:r>
-        <w:t xml:space="preserve">3.  What it does</w:t>
+        <w:t xml:space="preserve">The payoff is that when the tool rejects a label, the reason is a rule with a CFR citation. When an agent asks why, there is an answer.</w:t>
+      </w:r>
+    </w:p>
+    <w:p>
+      <w:pPr>
+        <w:pStyle w:val="Heading2"/>
+      </w:pPr>
+      <w:r>
+        <w:t xml:space="preserve">Failing gracefully</w:t>
+      </w:r>
+    </w:p>
+    <w:p>
+      <w:pPr>
+        <w:spacing w:after="140"/>
+      </w:pPr>
+      <w:r>
+        <w:rPr>
+          <w:sz w:val="22"/>
+          <w:szCs w:val="22"/>
+        </w:rPr>
+        <w:t xml:space="preserve">Jenny's line in the discovery notes, that badly photographed labels "should fail gracefully," shaped this design more than any other sentence in the brief. I read it as an error model, not a feature request about blurry photos. The version I held myself to: the tool is allowed to say it is not sure; it is never allowed to be silently wrong. Concretely:</w:t>
       </w:r>
     </w:p>
     <w:p>
@@ -206,21 +226,12 @@
       </w:pPr>
       <w:r>
         <w:rPr>
-          <w:b/>
-          <w:bCs/>
-          <w:sz w:val="22"/>
-          <w:szCs w:val="22"/>
-        </w:rPr>
-        <w:t xml:space="preserve">Single label.</w:t>
-      </w:r>
-      <w:r>
-        <w:rPr>
           <w:b w:val="false"/>
           <w:bCs w:val="false"/>
           <w:sz w:val="22"/>
           <w:szCs w:val="22"/>
         </w:rPr>
-        <w:t xml:space="preserve"> Drop one or several photos at once. Filenames like name-front and name-back place themselves into the Front, Back, and Neck slots; the rest fill open slots in order. The AI reads all images as one product, the application inputs pre-fill as suggestions, and the screen leads with Approve / Needs review / Reject plus a card per field explaining the comparison.</w:t>
+        <w:t xml:space="preserve">An unreadable photo gets a re-upload prompt. It never gets a fabricated verdict.</w:t>
       </w:r>
     </w:p>
     <w:p>
@@ -234,21 +245,12 @@
       </w:pPr>
       <w:r>
         <w:rPr>
-          <w:b/>
-          <w:bCs/>
-          <w:sz w:val="22"/>
-          <w:szCs w:val="22"/>
-        </w:rPr>
-        <w:t xml:space="preserve">Batch worklist.</w:t>
-      </w:r>
-      <w:r>
-        <w:rPr>
           <w:b w:val="false"/>
           <w:bCs w:val="false"/>
           <w:sz w:val="22"/>
           <w:szCs w:val="22"/>
         </w:rPr>
-        <w:t xml:space="preserve"> Drop hundreds of images. Fronts and backs pair by filename, an optional CSV supplies the application values, and rows stream in one by one behind thumbnails, triage chips, and an attention-first sort. Two rows that read the same brand offer a one-click, human-confirmed combine. A review drawer reproduces the full single-label review, including supplying application values in place, so a batch without a CSV is still fully workable.</w:t>
+        <w:t xml:space="preserve">If one of a product's images cannot be read (a dense back label is the slowest thing in the pipeline), the response names which image and why, both screens warn, and the verdict is capped at Needs review no matter how clean the surviving fields look. A dropped back label must never pass itself off as a clean front-only read.</w:t>
       </w:r>
     </w:p>
     <w:p>
@@ -262,21 +264,12 @@
       </w:pPr>
       <w:r>
         <w:rPr>
-          <w:b/>
-          <w:bCs/>
-          <w:sz w:val="22"/>
-          <w:szCs w:val="22"/>
-        </w:rPr>
-        <w:t xml:space="preserve">Resilience.</w:t>
-      </w:r>
-      <w:r>
-        <w:rPr>
           <w:b w:val="false"/>
           <w:bCs w:val="false"/>
           <w:sz w:val="22"/>
           <w:szCs w:val="22"/>
         </w:rPr>
-        <w:t xml:space="preserve"> Transient service failures retry automatically with jittered backoff and adaptive pacing, narrating each attempt on the row; persistent failures end in an honest error with one-click Retry. If one of a product's images cannot be read, the response says so, both screens warn, and a partial read can never headline Approve.</w:t>
+        <w:t xml:space="preserve">A field whose value matches the application but was read at low confidence shows "Match, confirm photo" rather than a green pass. The values agreeing is not the same thing as the photo being trustworthy.</w:t>
       </w:r>
     </w:p>
     <w:p>
@@ -290,21 +283,12 @@
       </w:pPr>
       <w:r>
         <w:rPr>
-          <w:b/>
-          <w:bCs/>
-          <w:sz w:val="22"/>
-          <w:szCs w:val="22"/>
-        </w:rPr>
-        <w:t xml:space="preserve">Human in the loop.</w:t>
-      </w:r>
-      <w:r>
-        <w:rPr>
           <w:b w:val="false"/>
           <w:bCs w:val="false"/>
           <w:sz w:val="22"/>
           <w:szCs w:val="22"/>
         </w:rPr>
-        <w:t xml:space="preserve"> Every flagged field carries confirm and flag controls with notes; decisions draft an applicant email; any edit or re-read invalidates stale confirmations so a recomputed verdict can never be force-passed by old state.</w:t>
+        <w:t xml:space="preserve">The bold-prefix check on the warning is tri-state. "Could not be verified" routes to review: the tool never claims a violation it cannot see, and never passes one it cannot rule out.</w:t>
       </w:r>
     </w:p>
     <w:p>
@@ -318,41 +302,12 @@
       </w:pPr>
       <w:r>
         <w:rPr>
-          <w:b/>
-          <w:bCs/>
-          <w:sz w:val="22"/>
-          <w:szCs w:val="22"/>
-        </w:rPr>
-        <w:t xml:space="preserve">Exports.</w:t>
-      </w:r>
-      <w:r>
-        <w:rPr>
           <w:b w:val="false"/>
           <w:bCs w:val="false"/>
           <w:sz w:val="22"/>
           <w:szCs w:val="22"/>
         </w:rPr>
-        <w:t xml:space="preserve"> JSON and RFC-4180 CSV carry the same field set, the verdict, the reviewer's decision, and the partial-read fact, so the saved record is the audit record.</w:t>
-      </w:r>
-    </w:p>
-    <w:p>
-      <w:pPr>
-        <w:pStyle w:val="Heading1"/>
-      </w:pPr>
-      <w:r>
-        <w:t xml:space="preserve">4.  Architecture and the reasoning behind it</w:t>
-      </w:r>
-    </w:p>
-    <w:p>
-      <w:pPr>
-        <w:spacing w:after="140"/>
-      </w:pPr>
-      <w:r>
-        <w:rPr>
-          <w:sz w:val="22"/>
-          <w:szCs w:val="22"/>
-        </w:rPr>
-        <w:t xml:space="preserve">The pipeline is image to provider(s) to reconciler to comparator to verdict, with each stage owning one safety property:</w:t>
+        <w:t xml:space="preserve">A container size that is not on the authorized list routes to review rather than fail, because TTB adds sizes from time to time and code should not hard-fail the law's future.</w:t>
       </w:r>
     </w:p>
     <w:p>
@@ -366,273 +321,64 @@
       </w:pPr>
       <w:r>
         <w:rPr>
-          <w:b/>
-          <w:bCs/>
-          <w:sz w:val="22"/>
-          <w:szCs w:val="22"/>
-        </w:rPr>
-        <w:t xml:space="preserve">Provider interface.</w:t>
-      </w:r>
-      <w:r>
-        <w:rPr>
           <w:b w:val="false"/>
           <w:bCs w:val="false"/>
           <w:sz w:val="22"/>
           <w:szCs w:val="22"/>
         </w:rPr>
-        <w:t xml:space="preserve"> Six interchangeable vision providers sit behind one interface: an offline mock (default; keys off the image filename so the whole suite is hermetic), OpenAI, Gemini, Azure OpenAI, Azure Document Intelligence OCR, and an ensemble mode that runs both Azure providers and routes their disagreement to review. Real providers use strict structured outputs, bounded retries that honor rate-limit headers, and self-limiting timeouts.</w:t>
-      </w:r>
-    </w:p>
-    <w:p>
-      <w:pPr>
-        <w:pStyle w:val="ListParagraph"/>
-        <w:numPr>
-          <w:ilvl w:val="0"/>
-          <w:numId w:val="2"/>
-        </w:numPr>
-        <w:spacing w:after="90"/>
-      </w:pPr>
-      <w:r>
-        <w:rPr>
-          <w:b/>
-          <w:bCs/>
-          <w:sz w:val="22"/>
-          <w:szCs w:val="22"/>
-        </w:rPr>
-        <w:t xml:space="preserve">Joint multi-image reads.</w:t>
-      </w:r>
-      <w:r>
-        <w:rPr>
-          <w:b w:val="false"/>
-          <w:bCs w:val="false"/>
-          <w:sz w:val="22"/>
-          <w:szCs w:val="22"/>
-        </w:rPr>
-        <w:t xml:space="preserve"> A product's images (front, back, neck) ride one request per sample as position-labeled, full-resolution parts, never a stitched composite: stitching halves each label's pixels under the vision APIs' total-resolution caps, exactly where the fine print lives. The model allocates fields with cross-panel context (brand on the front, warning on the back), and a two-image product pays per-sample requests, not images times samples. A model-reported front-versus-back conflict on a field is deterministically capped into the review band and made rescue-ineligible, so a cross-panel contradiction always reaches a human. Providers without joint reads (the offline mock, the Azure OCR path) keep per-image reads merged by code.</w:t>
-      </w:r>
-    </w:p>
-    <w:p>
-      <w:pPr>
-        <w:pStyle w:val="ListParagraph"/>
-        <w:numPr>
-          <w:ilvl w:val="0"/>
-          <w:numId w:val="2"/>
-        </w:numPr>
-        <w:spacing w:after="90"/>
-      </w:pPr>
-      <w:r>
-        <w:rPr>
-          <w:b/>
-          <w:bCs/>
-          <w:sz w:val="22"/>
-          <w:szCs w:val="22"/>
-        </w:rPr>
-        <w:t xml:space="preserve">Self-consistency voting.</w:t>
-      </w:r>
-      <w:r>
-        <w:rPr>
-          <w:b w:val="false"/>
-          <w:bCs w:val="false"/>
-          <w:sz w:val="22"/>
-          <w:szCs w:val="22"/>
-        </w:rPr>
-        <w:t xml:space="preserve"> Each product is read N times in parallel (each sample carrying all of its images) and per-field confidence is the agreement fraction across samples, which is far better calibrated than a model's self-reported confidence. The vote clusters cosmetic variance (a dropped cedilla is one reading) but never clusters numeric differences. A field most samples read identically but one sample dropped lands at 0.65, still gated to review but eligible for rescue; genuine splits stamp 0.3 and stay with a human.</w:t>
-      </w:r>
-    </w:p>
-    <w:p>
-      <w:pPr>
-        <w:pStyle w:val="ListParagraph"/>
-        <w:numPr>
-          <w:ilvl w:val="0"/>
-          <w:numId w:val="2"/>
-        </w:numPr>
-        <w:spacing w:after="90"/>
-      </w:pPr>
-      <w:r>
-        <w:rPr>
-          <w:b/>
-          <w:bCs/>
-          <w:sz w:val="22"/>
-          <w:szCs w:val="22"/>
-        </w:rPr>
-        <w:t xml:space="preserve">The warning judge.</w:t>
-      </w:r>
-      <w:r>
-        <w:rPr>
-          <w:b w:val="false"/>
-          <w:bCs w:val="false"/>
-          <w:sz w:val="22"/>
-          <w:szCs w:val="22"/>
-        </w:rPr>
-        <w:t xml:space="preserve"> Whether the GOVERNMENT WARNING: prefix is bold is the one check that can hard-fail a label, so a dedicated pass runs on the strongest available model (gpt-5.5 on the demo) and the result is tri-state: undetectable routes to review, never to a silent pass or a claimed violation.</w:t>
-      </w:r>
-    </w:p>
-    <w:p>
-      <w:pPr>
-        <w:pStyle w:val="ListParagraph"/>
-        <w:numPr>
-          <w:ilvl w:val="0"/>
-          <w:numId w:val="2"/>
-        </w:numPr>
-        <w:spacing w:after="90"/>
-      </w:pPr>
-      <w:r>
-        <w:rPr>
-          <w:b/>
-          <w:bCs/>
-          <w:sz w:val="22"/>
-          <w:szCs w:val="22"/>
-        </w:rPr>
-        <w:t xml:space="preserve">Low-confidence rescue.</w:t>
-      </w:r>
-      <w:r>
-        <w:rPr>
-          <w:b w:val="false"/>
-          <w:bCs w:val="false"/>
-          <w:sz w:val="22"/>
-          <w:szCs w:val="22"/>
-        </w:rPr>
-        <w:t xml:space="preserve"> When a verdict-relevant field stays under the 0.7 trust gate, one bounded call re-reads exactly those fields on the strong model. Cross-model agreement clears the false alarm; disagreement adopts the stronger reading but stays in review. A rescue can clear a false alarm; it can never flip a conflict to pass.</w:t>
-      </w:r>
-    </w:p>
-    <w:p>
-      <w:pPr>
-        <w:pStyle w:val="ListParagraph"/>
-        <w:numPr>
-          <w:ilvl w:val="0"/>
-          <w:numId w:val="2"/>
-        </w:numPr>
-        <w:spacing w:after="90"/>
-      </w:pPr>
-      <w:r>
-        <w:rPr>
-          <w:b/>
-          <w:bCs/>
-          <w:sz w:val="22"/>
-          <w:szCs w:val="22"/>
-        </w:rPr>
-        <w:t xml:space="preserve">Warning-focus escalation.</w:t>
-      </w:r>
-      <w:r>
-        <w:rPr>
-          <w:b w:val="false"/>
-          <w:bCs w:val="false"/>
-          <w:sz w:val="22"/>
-          <w:szCs w:val="22"/>
-        </w:rPr>
-        <w:t xml:space="preserve"> When the warning is required but still missing or format-unverified after the merge, judge, and rescue, one bounded strong-model pass locates it in any orientation (sideways and upside-down text are normal on bottles); plain code then crops the region, rotates it upright, and upscales it (sharp) so a second judgment reads the prefix strokes at several times the effective resolution. Asymmetric by design: a recovered warning surfaces at review-band confidence for a human, never as a silent pass, and a deliberate review hold is never overridden by the escalation's own agreement.</w:t>
-      </w:r>
-    </w:p>
-    <w:p>
-      <w:pPr>
-        <w:pStyle w:val="ListParagraph"/>
-        <w:numPr>
-          <w:ilvl w:val="0"/>
-          <w:numId w:val="2"/>
-        </w:numPr>
-        <w:spacing w:after="90"/>
-      </w:pPr>
-      <w:r>
-        <w:rPr>
-          <w:b/>
-          <w:bCs/>
-          <w:sz w:val="22"/>
-          <w:szCs w:val="22"/>
-        </w:rPr>
-        <w:t xml:space="preserve">Deterministic origin harvest.</w:t>
-      </w:r>
-      <w:r>
-        <w:rPr>
-          <w:b w:val="false"/>
-          <w:bCs w:val="false"/>
-          <w:sz w:val="22"/>
-          <w:szCs w:val="22"/>
-        </w:rPr>
-        <w:t xml:space="preserve"> Samples sometimes file a printed PRODUCT OF FRANCE under a sibling field. Plain code copies an origin statement that names a country into the empty origin field, with the source read's confidence. Code over already-read text, never another model call, and a region like Imported from the Caribbean never qualifies.</w:t>
-      </w:r>
-    </w:p>
-    <w:p>
-      <w:pPr>
-        <w:pStyle w:val="ListParagraph"/>
-        <w:numPr>
-          <w:ilvl w:val="0"/>
-          <w:numId w:val="2"/>
-        </w:numPr>
-        <w:spacing w:after="90"/>
-      </w:pPr>
-      <w:r>
-        <w:rPr>
-          <w:b/>
-          <w:bCs/>
-          <w:sz w:val="22"/>
-          <w:szCs w:val="22"/>
-        </w:rPr>
-        <w:t xml:space="preserve">Completeness engine.</w:t>
-      </w:r>
-      <w:r>
-        <w:rPr>
-          <w:b w:val="false"/>
-          <w:bCs w:val="false"/>
-          <w:sz w:val="22"/>
-          <w:szCs w:val="22"/>
-        </w:rPr>
-        <w:t xml:space="preserve"> Every TTB-mandatory element for the detected beverage class is checked as present, missing, malformed, or unverifiable, encoding the per-class nuance: malt ABV optional, the wine 14 percent table-wine carve-out, the under 0.5 percent warning exemption, sulfites conditional and surfaced rather than failed, and standards of fill that route unlisted sizes to review because TTB periodically adds sizes.</w:t>
-      </w:r>
-    </w:p>
-    <w:p>
-      <w:pPr>
-        <w:pStyle w:val="ListParagraph"/>
-        <w:numPr>
-          <w:ilvl w:val="0"/>
-          <w:numId w:val="2"/>
-        </w:numPr>
-        <w:spacing w:after="90"/>
-      </w:pPr>
-      <w:r>
-        <w:rPr>
-          <w:b/>
-          <w:bCs/>
-          <w:sz w:val="22"/>
-          <w:szCs w:val="22"/>
-        </w:rPr>
-        <w:t xml:space="preserve">Comparison engine.</w:t>
-      </w:r>
-      <w:r>
-        <w:rPr>
-          <w:b w:val="false"/>
-          <w:bCs w:val="false"/>
-          <w:sz w:val="22"/>
-          <w:szCs w:val="22"/>
-        </w:rPr>
-        <w:t xml:space="preserve"> Pure comparators biased to review. The headline verdict takes the worse of the comparison and the completeness check, so a label missing a mandatory element can never be auto-approved on a good match. Match is not compliance: a printed origin statement that matches the application verbatim but names a region instead of a country still routes to review.</w:t>
-      </w:r>
-    </w:p>
-    <w:p>
-      <w:pPr>
-        <w:pStyle w:val="ListParagraph"/>
-        <w:numPr>
-          <w:ilvl w:val="0"/>
-          <w:numId w:val="2"/>
-        </w:numPr>
-        <w:spacing w:after="90"/>
-      </w:pPr>
-      <w:r>
-        <w:rPr>
-          <w:b/>
-          <w:bCs/>
-          <w:sz w:val="22"/>
-          <w:szCs w:val="22"/>
-        </w:rPr>
-        <w:t xml:space="preserve">One verdict engine everywhere.</w:t>
-      </w:r>
-      <w:r>
-        <w:rPr>
-          <w:b w:val="false"/>
-          <w:bCs w:val="false"/>
-          <w:sz w:val="22"/>
-          <w:szCs w:val="22"/>
-        </w:rPr>
-        <w:t xml:space="preserve"> The evaluation harness, the single screen, and the batch worklist all read the same combined verdict derivation. There is no parallel UI verdict logic to drift.</w:t>
+        <w:t xml:space="preserve">In batch, a busy service retries with jittered backoff and the row narrates each attempt; when retries run out, the row says so and offers a Retry. Nothing fails silently and nothing disappears.</w:t>
+      </w:r>
+    </w:p>
+    <w:p>
+      <w:pPr>
+        <w:spacing w:after="140"/>
+      </w:pPr>
+      <w:r>
+        <w:rPr>
+          <w:sz w:val="22"/>
+          <w:szCs w:val="22"/>
+        </w:rPr>
+        <w:t xml:space="preserve">Under all of it is one asymmetry: an unnecessary review costs an agent a few minutes, while a false approval costs trust in the whole tool. The error budget is spent on the cheap error, and CI enforces that posture: the build fails if approve precision drops below 98 percent on the labeled cases.</w:t>
+      </w:r>
+    </w:p>
+    <w:p>
+      <w:pPr>
+        <w:pStyle w:val="Heading2"/>
+      </w:pPr>
+      <w:r>
+        <w:t xml:space="preserve">The application is the headline, not the AI</w:t>
+      </w:r>
+    </w:p>
+    <w:p>
+      <w:pPr>
+        <w:spacing w:after="140"/>
+      </w:pPr>
+      <w:r>
+        <w:rPr>
+          <w:sz w:val="22"/>
+          <w:szCs w:val="22"/>
+        </w:rPr>
+        <w:t xml:space="preserve">The brief's core check is label versus application, so that comparison leads the screen; the AI's field table is supporting material. The model's reading pre-fills every application input as a gray suggestion, accepted with Tab or one click, and that is what removes the manual data entry the agents complained about. But a suggestion only becomes part of the application when a person accepts it, so the model never approves its own work. The verdict waits until every field TTB requires for the beverage type is supplied, and the required set changes with the type: a malt beverage does not need an alcohol statement, spirits do.</w:t>
+      </w:r>
+    </w:p>
+    <w:p>
+      <w:pPr>
+        <w:pStyle w:val="Heading2"/>
+      </w:pPr>
+      <w:r>
+        <w:t xml:space="preserve">Offline by default</w:t>
+      </w:r>
+    </w:p>
+    <w:p>
+      <w:pPr>
+        <w:spacing w:after="140"/>
+      </w:pPr>
+      <w:r>
+        <w:rPr>
+          <w:sz w:val="22"/>
+          <w:szCs w:val="22"/>
+        </w:rPr>
+        <w:t xml:space="preserve">The default vision provider is an offline mock keyed to the bundled fixtures, which means the whole suite, the eval, and CI run deterministically with zero keys and no network. That choice cuts both ways and I accepted the cost: out of the box the app only recognizes the bundled samples, and the screen says so plainly. Reading arbitrary photos takes one environment variable and a key; the deployed demo runs that way.</w:t>
       </w:r>
     </w:p>
     <w:p>
@@ -640,7 +386,7 @@
         <w:pStyle w:val="Heading1"/>
       </w:pPr>
       <w:r>
-        <w:t xml:space="preserve">5.  Requirements traceability</w:t>
+        <w:t xml:space="preserve">3.  How the pipeline earns a verdict</w:t>
       </w:r>
     </w:p>
     <w:p>
@@ -652,7 +398,95 @@
           <w:sz w:val="22"/>
           <w:szCs w:val="22"/>
         </w:rPr>
-        <w:t xml:space="preserve">Each stakeholder concern from the discovery notes maps to a specific, testable behavior:</w:t>
+        <w:t xml:space="preserve">A product's images (front, back, and neck if there is one) ride a single request as position-labeled parts, so the model reads the panels with cross-panel context: brand on the front, warning on the back, one record out. I tested the obvious alternative, stitching the photos into one composite, and rejected it on measurement: the vision APIs cap total image resolution, so stitching halves each label's pixels exactly where the fine print lives. If the model reports that two panels contradict each other on a field, that field is pinned into the review band and made ineligible for every automatic recovery below. A cross-panel contradiction always reaches a person.</w:t>
+      </w:r>
+    </w:p>
+    <w:p>
+      <w:pPr>
+        <w:spacing w:after="140"/>
+      </w:pPr>
+      <w:r>
+        <w:rPr>
+          <w:sz w:val="22"/>
+          <w:szCs w:val="22"/>
+        </w:rPr>
+        <w:t xml:space="preserve">Each product is read several times, and a field's confidence is the fraction of samples that agree. I trust that number far more than a model's self-reported confidence. Cosmetic variation clusters as one reading; numeric differences never cluster.</w:t>
+      </w:r>
+    </w:p>
+    <w:p>
+      <w:pPr>
+        <w:spacing w:after="140"/>
+      </w:pPr>
+      <w:r>
+        <w:rPr>
+          <w:sz w:val="22"/>
+          <w:szCs w:val="22"/>
+        </w:rPr>
+        <w:t xml:space="preserve">Three escalations sit behind the vote. Each is bounded to one extra model call, and each is allowed to clear a false alarm but never to flip a conflict: a strong-model judge for the one check that can hard-fail a label (whether the GOVERNMENT WARNING: prefix is bold); a rescue that re-reads only the fields still under the 0.7 trust gate; and a warning-focus pass that locates the warning in any orientation, crops and upscales the region with plain image code, and re-judges from the zoom. A warning recovered this way surfaces at review confidence, never as a silent pass. The statutory text sits in every model's training data, so a transcription that merely matches it proves nothing by itself.</w:t>
+      </w:r>
+    </w:p>
+    <w:p>
+      <w:pPr>
+        <w:spacing w:after="140"/>
+      </w:pPr>
+      <w:r>
+        <w:rPr>
+          <w:sz w:val="22"/>
+          <w:szCs w:val="22"/>
+        </w:rPr>
+        <w:t xml:space="preserve">The last word belongs to deterministic code: the completeness check (every TTB-mandatory element for the class, scored present, missing, malformed, or unverifiable) and the comparators, with the headline verdict taking the worse of the two. Match is not compliance here. An origin statement that matches the application verbatim but names a region instead of a country still routes to review, because the marking rules require a country. And there is exactly one verdict derivation, shared by the eval harness, the single screen, and the batch worklist, so there is no second copy to drift.</w:t>
+      </w:r>
+    </w:p>
+    <w:p>
+      <w:pPr>
+        <w:pStyle w:val="Heading1"/>
+      </w:pPr>
+      <w:r>
+        <w:t xml:space="preserve">4.  The bundled sample, as an example of the posture</w:t>
+      </w:r>
+    </w:p>
+    <w:p>
+      <w:pPr>
+        <w:spacing w:after="140"/>
+      </w:pPr>
+      <w:r>
+        <w:rPr>
+          <w:sz w:val="22"/>
+          <w:szCs w:val="22"/>
+        </w:rPr>
+        <w:t xml:space="preserve">The verify screen's sample product is a real label (Fireball Cinnamon Whisky, from TTB's public COLA registry), a front and back pair placed into the slots with one click. It is an import on purpose: the back's importer line and PRODUCT OF CANADA statement exercise the origin rules end to end, and accepting the AI's suggestions walks the whole nine-field application to an Approve.</w:t>
+      </w:r>
+    </w:p>
+    <w:p>
+      <w:pPr>
+        <w:spacing w:after="140"/>
+      </w:pPr>
+      <w:r>
+        <w:rPr>
+          <w:sz w:val="22"/>
+          <w:szCs w:val="22"/>
+        </w:rPr>
+        <w:t xml:space="preserve">Two decisions about the defect variant say more about this project than a feature list would. First, the registry artwork is web resolution, and at that resolution the boldness of the warning prefix cannot be verified by any reader, human or model; the system answers "could not be verified" and routes to review, which is correct. Rather than let the demo pretend otherwise, the sample's warning block is re-rendered at print fidelity, and the two back variants differ only in the statutory variable. Second, my first defect was bold-versus-regular weight, and the live system kept routing it to review instead of rejecting. That is the conservative tri-state doing its job, and it makes a mushy demonstration. So the bundled defect prints "Government Warning:" in title case, the exact defect Jenny describes rejecting, which is judged from the transcript and fails deterministically. The real product's label is compliant, and every surface that mentions the variant says so.</w:t>
+      </w:r>
+    </w:p>
+    <w:p>
+      <w:pPr>
+        <w:pStyle w:val="Heading1"/>
+      </w:pPr>
+      <w:r>
+        <w:t xml:space="preserve">5.  What the stakeholders asked for</w:t>
+      </w:r>
+    </w:p>
+    <w:p>
+      <w:pPr>
+        <w:spacing w:after="140"/>
+      </w:pPr>
+      <w:r>
+        <w:rPr>
+          <w:sz w:val="22"/>
+          <w:szCs w:val="22"/>
+        </w:rPr>
+        <w:t xml:space="preserve">Each concern from the discovery notes maps to a specific, testable behavior:</w:t>
       </w:r>
     </w:p>
     <w:tbl>
@@ -1052,7 +886,7 @@
                 <w:sz w:val="20"/>
                 <w:szCs w:val="20"/>
               </w:rPr>
-              <w:t xml:space="preserve">Byte-for-byte comparison against the statutory 27 CFR 16.21 text (kept in one constant, guarded by a verbatim unit test), explicit all-caps and bold prefix checks, and a title-case demo label that reproduces her rejection.</w:t>
+              <w:t xml:space="preserve">Word-for-word comparison against the statutory 27 CFR 16.21 text (kept in one constant, guarded by a verbatim unit test), explicit all-caps and bold prefix checks, and the bundled defect sample reproduces her exact rejection: a title-case, regular-weight prefix.</w:t>
             </w:r>
           </w:p>
         </w:tc>
@@ -1116,7 +950,7 @@
                 <w:sz w:val="20"/>
                 <w:szCs w:val="20"/>
               </w:rPr>
-              <w:t xml:space="preserve">A readability gate routes unreadable photos to a re-upload prompt instead of a fabricated verdict; a dropped image in a multi-photo product is reported, warned about on both screens, and caps the verdict at review.</w:t>
+              <w:t xml:space="preserve">Taken as the error model for the whole tool; see section 2. Unreadable photos get a re-upload prompt, dropped images are reported and cap the verdict at review, and uncertainty routes to a person instead of a guess.</w:t>
             </w:r>
           </w:p>
         </w:tc>
@@ -1399,7 +1233,7 @@
                 <w:sz w:val="20"/>
                 <w:szCs w:val="20"/>
               </w:rPr>
-              <w:t xml:space="preserve">Demo: OpenAI gpt-4.1 extraction with a gpt-5.5 warning judge. Gemini path: 3.5-flash extraction, 3.1-pro judge. Production target: Azure OpenAI and Azure AI Document Intelligence. All behind one VisionProvider interface; the offline mock is the default.</w:t>
+              <w:t xml:space="preserve">Demo: OpenAI gpt-4.1 extraction with a gpt-5.5 warning judge; the Gemini path keeps the same split (the fast model transcribes, the strongest model judges). Production target: Azure OpenAI and Azure AI Document Intelligence. All behind one VisionProvider interface; the offline mock is the default.</w:t>
             </w:r>
           </w:p>
         </w:tc>
@@ -1463,7 +1297,7 @@
                 <w:sz w:val="20"/>
                 <w:szCs w:val="20"/>
               </w:rPr>
-              <w:t xml:space="preserve">Vitest (773 tests, offline), Testing Library for components, a tsx evaluation harness over 21 labeled fixtures acting as a CI gate, and live measurement scripts for deployed latency.</w:t>
+              <w:t xml:space="preserve">Vitest (779 tests, offline), Testing Library for components, a tsx evaluation harness over 27 labeled fixtures acting as a CI gate, and live measurement scripts for deployed latency.</w:t>
             </w:r>
           </w:p>
         </w:tc>
@@ -1550,7 +1384,7 @@
           <w:sz w:val="22"/>
           <w:szCs w:val="22"/>
         </w:rPr>
-        <w:t xml:space="preserve">Every performance and accuracy statement in this document traces to a dated measurement, and the project treats its own configuration the same way.</w:t>
+        <w:t xml:space="preserve">I held this document to a simple standard: a performance or accuracy claim either traces to a dated measurement, or it is not in here.</w:t>
       </w:r>
     </w:p>
     <w:p>
@@ -1564,12 +1398,21 @@
       </w:pPr>
       <w:r>
         <w:rPr>
+          <w:b/>
+          <w:bCs/>
+          <w:sz w:val="22"/>
+          <w:szCs w:val="22"/>
+        </w:rPr>
+        <w:t xml:space="preserve">Offline gate. </w:t>
+      </w:r>
+      <w:r>
+        <w:rPr>
           <w:b w:val="false"/>
           <w:bCs w:val="false"/>
           <w:sz w:val="22"/>
           <w:szCs w:val="22"/>
         </w:rPr>
-        <w:t>Offline gate: 773 tests in 60 files pass in seconds with no network. The eval harness scores 21 labeled cases (clean labels plus deliberate defects: a title-case warning, an out-of-tolerance ABV, a brand typo, a missing warning, an import without a country statement, an unreadable photo that must never auto-approve) at 100 percent accuracy, with the 98 percent approve-precision floor enforced in CI.</w:t>
+        <w:t xml:space="preserve">779 tests in 60 files pass in seconds with no network. The eval harness scores 27 labeled cases (clean labels plus deliberate defects: a title-case warning, an out-of-tolerance ABV, a brand typo, a missing warning, an import without a country statement, an unreadable photo that must never auto-approve) at 100 percent, with the 98 percent approve-precision floor enforced in CI.</w:t>
       </w:r>
     </w:p>
     <w:p>
@@ -1583,12 +1426,21 @@
       </w:pPr>
       <w:r>
         <w:rPr>
+          <w:b/>
+          <w:bCs/>
+          <w:sz w:val="22"/>
+          <w:szCs w:val="22"/>
+        </w:rPr>
+        <w:t xml:space="preserve">Live latency. </w:t>
+      </w:r>
+      <w:r>
+        <w:rPr>
           <w:b w:val="false"/>
           <w:bCs w:val="false"/>
           <w:sz w:val="22"/>
           <w:szCs w:val="22"/>
         </w:rPr>
-        <w:t>Live latency: 15 sequential reads against the deployed demo measured p50 3.1s and p95 5.2s with 15 of 15 verdicts correct; the one 5.2s read was the serverless cold start. Model selection was A/B measured the same way: the fast model transcribes and the strongest model judges, because moving extraction to the strong model doubled the median for identical verdicts.</w:t>
+        <w:t xml:space="preserve">15 sequential reads against the deployed demo measured p50 3.1s and p95 5.2s with 15 of 15 verdicts correct; the one 5.2s read was the serverless cold start (June 10). The model split was chosen by A/B measurement, not preference: moving extraction to the strong model doubled the median for identical verdicts, so the fast model transcribes and the strongest model judges.</w:t>
       </w:r>
     </w:p>
     <w:p>
@@ -1602,12 +1454,49 @@
       </w:pPr>
       <w:r>
         <w:rPr>
+          <w:b/>
+          <w:bCs/>
+          <w:sz w:val="22"/>
+          <w:szCs w:val="22"/>
+        </w:rPr>
+        <w:t xml:space="preserve">A mistake I want to own rather than bury. </w:t>
+      </w:r>
+      <w:r>
+        <w:rPr>
           <w:b w:val="false"/>
           <w:bCs w:val="false"/>
           <w:sz w:val="22"/>
           <w:szCs w:val="22"/>
         </w:rPr>
-        <w:t>An honest correction: that 3.1s pairing (a 7-wide vote under a 5 second per-sample cap) was measured on single-image demo labels, and a real front-plus-back product later exposed the gap: a dense, warning-bearing back label reads in about 5 seconds, so the cap could starve every sample of the back image. The pipeline now reports any dropped image end to end instead of proceeding silently, the verdict is capped at review on partial reads, and the recommended configuration is a 5-wide vote with an 8 second cap, re-measured reading the same dense pair completely in 4.9 seconds. The failure, the diagnosis, and the fix are documented in the repository because finding the measurement gap is part of the engineering.</w:t>
+        <w:t xml:space="preserve">That 3.1s configuration (a 7-wide vote under a 5 second per-sample cap) was tuned on single-image labels, and the numbers looked great because I had measured the easy case. A real front-plus-back product later exposed the gap: a dense, warning-bearing back label reads in about 5 seconds, so the cap could starve every sample of the back image, and at the time the pipeline would proceed silently on the front alone. The fix mattered more than the numbers: a dropped image is now reported end to end, a partial read caps the verdict at review, and the recommended pairing is a 5-wide vote with an 8 second cap, re-measured reading the same dense pair completely in 4.9 seconds. The failure and the diagnosis are documented in the repository, because finding the measurement gap is part of the engineering.</w:t>
+      </w:r>
+    </w:p>
+    <w:p>
+      <w:pPr>
+        <w:pStyle w:val="ListParagraph"/>
+        <w:numPr>
+          <w:ilvl w:val="0"/>
+          <w:numId w:val="2"/>
+        </w:numPr>
+        <w:spacing w:after="90"/>
+      </w:pPr>
+      <w:r>
+        <w:rPr>
+          <w:b/>
+          <w:bCs/>
+          <w:sz w:val="22"/>
+          <w:szCs w:val="22"/>
+        </w:rPr>
+        <w:t xml:space="preserve">The bundled sample, measured after it shipped (June 11). </w:t>
+      </w:r>
+      <w:r>
+        <w:rPr>
+          <w:b w:val="false"/>
+          <w:bCs w:val="false"/>
+          <w:sz w:val="22"/>
+          <w:szCs w:val="22"/>
+        </w:rPr>
+        <w:t xml:space="preserve">The clean pair read 3 for 3 Approve at 6.6 to 8.7 seconds; the defect pair read 3 for 3 Reject at 13 to 14 seconds. The defect is slower on purpose: before hard-failing a label, the warning escalation takes its careful zoomed look. I would rather publish the slow path than hide it.</w:t>
       </w:r>
     </w:p>
     <w:p>
@@ -1615,7 +1504,7 @@
         <w:pStyle w:val="Heading1"/>
       </w:pPr>
       <w:r>
-        <w:t xml:space="preserve">8.  Assumptions</w:t>
+        <w:t xml:space="preserve">8.  What I deliberately did not build</w:t>
       </w:r>
     </w:p>
     <w:p>
@@ -1634,7 +1523,7 @@
           <w:sz w:val="22"/>
           <w:szCs w:val="22"/>
         </w:rPr>
-        <w:t xml:space="preserve">The application is the reference. The brief's core task is checking the label against the application, so the verdict waits until the application's required fields for the beverage type are supplied; the label reading and the completeness check always run and render regardless.</w:t>
+        <w:t xml:space="preserve">Image rectification. Badly photographed labels (angles, glare) get the re-upload prompt rather than deskewing. The brief says handling them is out of scope but failing well is not, and that is where the budget went; the self-consistency vote absorbs ordinary read noise.</w:t>
       </w:r>
     </w:p>
     <w:p>
@@ -1653,7 +1542,7 @@
           <w:sz w:val="22"/>
           <w:szCs w:val="22"/>
         </w:rPr>
-        <w:t xml:space="preserve">Azure is the production cloud (per the IT context), so the in-tenant providers are Azure-native; OpenAI and Gemini paths exist so the demo runs without an Azure resource. The interface keeps the choice swappable.</w:t>
+        <w:t xml:space="preserve">Physical-measurement rules. Type-size minimums and placement requirements (same field of vision, separate and apart) cannot be measured from extracted text, and I did not want to half-check them. They need layout-preserving OCR, which is the natural next provider capability.</w:t>
       </w:r>
     </w:p>
     <w:p>
@@ -1672,7 +1561,7 @@
           <w:sz w:val="22"/>
           <w:szCs w:val="22"/>
         </w:rPr>
-        <w:t xml:space="preserve">This is a standalone prototype: no COLA integration, no authentication, no PII storage, and nothing sensitive retained, per the stated scope.</w:t>
+        <w:t xml:space="preserve">Registry-backed checks. Formula approvals and permit matching need TTB records, not the label. Out of scope by design.</w:t>
       </w:r>
     </w:p>
     <w:p>
@@ -1691,7 +1580,7 @@
           <w:sz w:val="22"/>
           <w:szCs w:val="22"/>
         </w:rPr>
-        <w:t xml:space="preserve">The statutory warning text was re-verified against 27 CFR 16.21 in June 2026. The 2025 Surgeon General advisory is a proposal, not law; if the wording ever changes it is a one-constant edit guarded by a test, and a non-blocking note in the UI tracks pending proposals.</w:t>
+        <w:t xml:space="preserve">Authentication and rate limiting on the demo. Upload-size caps and bounded fan-out are enforced in the route, but per-client rate limiting belongs to an API gateway in production, not hand-rolled prototype code.</w:t>
       </w:r>
     </w:p>
     <w:p>
@@ -1710,15 +1599,7 @@
           <w:sz w:val="22"/>
           <w:szCs w:val="22"/>
         </w:rPr>
-        <w:t xml:space="preserve">Alcohol tolerances are selected per beverage class from the CFR (spirits, the wine 14 percent boundary rules, malt, cider by production method), with absolute boundary limits enforced separately from the symmetric band. Two judgment calls (cider classification, the unknown-class default to the tightest band) are flagged in code for verification before production use.</w:t>
-      </w:r>
-    </w:p>
-    <w:p>
-      <w:pPr>
-        <w:pStyle w:val="Heading1"/>
-      </w:pPr>
-      <w:r>
-        <w:t xml:space="preserve">9.  Trade-offs and limitations</w:t>
+        <w:t xml:space="preserve">A second opinion on the statutes. The warning text was re-verified against 27 CFR 16.21 in June 2026; the 2025 Surgeon General advisory is a proposal, not law. If the wording ever changes it is a one-constant edit guarded by a test, and a non-blocking note in the UI tracks the pending proposals. Two tolerance judgment calls (cider classification, the unknown-class default to the tightest band) are flagged in code for verification before production use.</w:t>
       </w:r>
     </w:p>
     <w:p>
@@ -1726,7 +1607,7 @@
         <w:pStyle w:val="ListParagraph"/>
         <w:numPr>
           <w:ilvl w:val="0"/>
-          <w:numId w:val="4"/>
+          <w:numId w:val="3"/>
         </w:numPr>
         <w:spacing w:after="90"/>
       </w:pPr>
@@ -1737,102 +1618,7 @@
           <w:sz w:val="22"/>
           <w:szCs w:val="22"/>
         </w:rPr>
-        <w:t xml:space="preserve">Offline-first cuts both ways. The default mock provider makes every test and CI run deterministic with zero keys, but out of the box it only recognizes the bundled sample labels; reading arbitrary photos requires configuring a real provider, as the deployed demo does. The demo screen says this plainly.</w:t>
-      </w:r>
-    </w:p>
-    <w:p>
-      <w:pPr>
-        <w:pStyle w:val="ListParagraph"/>
-        <w:numPr>
-          <w:ilvl w:val="0"/>
-          <w:numId w:val="4"/>
-        </w:numPr>
-        <w:spacing w:after="90"/>
-      </w:pPr>
-      <w:r>
-        <w:rPr>
-          <w:b w:val="false"/>
-          <w:bCs w:val="false"/>
-          <w:sz w:val="22"/>
-          <w:szCs w:val="22"/>
-        </w:rPr>
-        <w:t xml:space="preserve">No image rectification. Badly photographed labels (angles, glare) get a graceful re-upload prompt rather than deskewing, matching the brief's guidance that handling them is out of scope but failing well is not. The self-consistency vote absorbs ordinary read noise.</w:t>
-      </w:r>
-    </w:p>
-    <w:p>
-      <w:pPr>
-        <w:pStyle w:val="ListParagraph"/>
-        <w:numPr>
-          <w:ilvl w:val="0"/>
-          <w:numId w:val="4"/>
-        </w:numPr>
-        <w:spacing w:after="90"/>
-      </w:pPr>
-      <w:r>
-        <w:rPr>
-          <w:b w:val="false"/>
-          <w:bCs w:val="false"/>
-          <w:sz w:val="22"/>
-          <w:szCs w:val="22"/>
-        </w:rPr>
-        <w:t xml:space="preserve">No physical-measurement rules. Type-size minimums and layout placement requirements (same field of vision, separate and apart) cannot be measured from extracted text; checking them honestly needs layout-preserving OCR, which is noted as the natural next provider capability.</w:t>
-      </w:r>
-    </w:p>
-    <w:p>
-      <w:pPr>
-        <w:pStyle w:val="ListParagraph"/>
-        <w:numPr>
-          <w:ilvl w:val="0"/>
-          <w:numId w:val="4"/>
-        </w:numPr>
-        <w:spacing w:after="90"/>
-      </w:pPr>
-      <w:r>
-        <w:rPr>
-          <w:b w:val="false"/>
-          <w:bCs w:val="false"/>
-          <w:sz w:val="22"/>
-          <w:szCs w:val="22"/>
-        </w:rPr>
-        <w:t xml:space="preserve">No registry-backed checks. Formula approvals or permit matching need TTB records, not the label; they are out of scope by design.</w:t>
-      </w:r>
-    </w:p>
-    <w:p>
-      <w:pPr>
-        <w:pStyle w:val="ListParagraph"/>
-        <w:numPr>
-          <w:ilvl w:val="0"/>
-          <w:numId w:val="4"/>
-        </w:numPr>
-        <w:spacing w:after="90"/>
-      </w:pPr>
-      <w:r>
-        <w:rPr>
-          <w:b w:val="false"/>
-          <w:bCs w:val="false"/>
-          <w:sz w:val="22"/>
-          <w:szCs w:val="22"/>
-        </w:rPr>
-        <w:t xml:space="preserve">The demo endpoint is unauthenticated and unthrottled. Upload-size caps and bounded fan-out are enforced in the route, but per-client rate limiting belongs to an API gateway in production rather than hand-rolled prototype code.</w:t>
-      </w:r>
-    </w:p>
-    <w:p>
-      <w:pPr>
-        <w:pStyle w:val="ListParagraph"/>
-        <w:numPr>
-          <w:ilvl w:val="0"/>
-          <w:numId w:val="4"/>
-        </w:numPr>
-        <w:spacing w:after="90"/>
-      </w:pPr>
-      <w:r>
-        <w:rPr>
-          <w:b w:val="false"/>
-          <w:bCs w:val="false"/>
-          <w:sz w:val="22"/>
-          <w:szCs w:val="22"/>
-        </w:rPr>
-        <w:t xml:space="preserve">Confidence calibration is reported honestly: the Brier and ECE numbers from the offline harness calibrate the pipeline over fixtures, not a live model, and the documentation says so rather than implying more.</w:t>
+        <w:t xml:space="preserve">Inflated calibration claims. The Brier and ECE numbers from the offline harness calibrate the pipeline over its fixtures, not a live model, and the documentation says exactly that.</w:t>
       </w:r>
     </w:p>
     <w:p>
@@ -1840,7 +1626,7 @@
         <w:pStyle w:val="Heading1"/>
       </w:pPr>
       <w:r>
-        <w:t xml:space="preserve">10.  If this moved toward production</w:t>
+        <w:t xml:space="preserve">9.  If this moved toward production</w:t>
       </w:r>
     </w:p>
     <w:p>
@@ -1852,7 +1638,7 @@
           <w:sz w:val="22"/>
           <w:szCs w:val="22"/>
         </w:rPr>
-        <w:t xml:space="preserve">The first steps are deliberately boring: deploy the existing container in-tenant on Azure with provisioned model quota, put the endpoint behind the agency gateway for authentication and rate limiting, and turn on the opt-in escalation pass where accuracy on contested reads is worth the tail latency. After that: layout-preserving OCR to unlock the physical-measurement rules, a sampled human-audit loop over auto-approvals to keep measuring the false-approval rate in the field, and only then a conversation about COLA integration, which is an authorization and procurement problem more than a technical one.</w:t>
+        <w:t xml:space="preserve">The first steps are deliberately boring: deploy the existing container in-tenant on Azure with provisioned model quota, put the endpoint behind the agency gateway for authentication and rate limiting, and turn on the opt-in escalation pass where accuracy on contested reads is worth the tail latency. After that, layout-preserving OCR to unlock the physical-measurement rules, and a sampled human-audit loop over auto-approvals so the false-approval rate keeps getting measured in the field, not assumed. COLA integration comes last; it is an authorization and procurement question more than a technical one.</w:t>
       </w:r>
     </w:p>
     <w:p>
@@ -1864,7 +1650,7 @@
           <w:sz w:val="22"/>
           <w:szCs w:val="22"/>
         </w:rPr>
-        <w:t xml:space="preserve">The prototype's job was to prove the shape: a tool fast enough that agents keep using it, honest enough that every verdict can be explained with a citation, and conservative enough that the errors it makes are the cheap kind. The measurements above are the evidence.</w:t>
+        <w:t xml:space="preserve">The prototype's job was to prove the shape, and the measurements above are the evidence I would offer.</w:t>
       </w:r>
     </w:p>
     <w:sectPr>
@@ -2138,12 +1924,6 @@
     </w:lvlOverride>
   </w:num>
   <w:num w:numId="3">
-    <w:abstractNumId w:val="3"/>
-    <w:lvlOverride w:ilvl="0">
-      <w:startOverride w:val="1"/>
-    </w:lvlOverride>
-  </w:num>
-  <w:num w:numId="4">
     <w:abstractNumId w:val="3"/>
     <w:lvlOverride w:ilvl="0">
       <w:startOverride w:val="1"/>

--- a/docs/TTB-Label-Verifier-Approach-and-Design.docx
+++ b/docs/TTB-Label-Verifier-Approach-and-Design.docx
@@ -67,7 +67,7 @@
         </w:rPr>
         <w:t xml:space="preserve">Live demo:  </w:t>
       </w:r>
-      <w:hyperlink w:history="1" r:id="rIdbrwdeswqwir4ysb_c1_pb">
+      <w:hyperlink w:history="1" r:id="rIdqzyetl9htpu_-aeodc8-j">
         <w:r>
           <w:rPr>
             <w:rStyle w:val="Hyperlink"/>
@@ -91,7 +91,7 @@
         </w:rPr>
         <w:t xml:space="preserve">Source:  </w:t>
       </w:r>
-      <w:hyperlink w:history="1" r:id="rIdxeoud0qs1fzkl2sxekrc1">
+      <w:hyperlink w:history="1" r:id="rIdbp8wjq61fmhqlh1w36bpc">
         <w:r>
           <w:rPr>
             <w:rStyle w:val="Hyperlink"/>
@@ -128,19 +128,19 @@
           <w:sz w:val="22"/>
           <w:szCs w:val="22"/>
         </w:rPr>
-        <w:t xml:space="preserve">A compliance agent uploads photos of an alcohol label. A vision model reads them, and the tool checks what is printed against what the application claims: the brand name, the alcohol content within the legal tolerance for its class, the net contents on an authorized standard of fill, and the government warning, verbatim and correctly formatted. The verdict is Approve, Needs review, or Reject, with a card for every field explaining how it was compared. The same engine runs a batch worklist for the 200-to-300-label dumps the discovery notes describe, and every read exports to JSON and CSV.</w:t>
-      </w:r>
-    </w:p>
-    <w:p>
-      <w:pPr>
-        <w:spacing w:after="140"/>
-      </w:pPr>
-      <w:r>
-        <w:rPr>
-          <w:sz w:val="22"/>
-          <w:szCs w:val="22"/>
-        </w:rPr>
-        <w:t xml:space="preserve">Three numbers I kept in front of me while building. The test suite (779 tests) runs offline in seconds with no API keys, so every behavior described here is reproducible on a laptop. The evaluation harness gates every commit on approve precision over 27 labeled cases with a hard floor of 98 percent, because a false approval is the one error I decided this tool would not ship. And the deployed demo measured a median of 3.1 seconds end to end against the five-second line the Deputy Director drew. Section 7 has the full measurement story, including the configuration mistake I found later and what it changed.</w:t>
+        <w:t xml:space="preserve">A compliance agent uploads photos of an alcohol label. A vision model reads them, and the tool checks what is printed against what the application claims: the brand name, the alcohol content within the legal tolerance for its class, the net contents on an authorized standard of fill, the government warning, verbatim and correctly formatted, and the rest of the nine-field application (class and type designation, producer name and address, country of origin), each compared only when the application supplies it. The verdict is Approve, Needs review, or Reject, with a card for every field explaining how it was compared. The same engine runs a batch worklist for the 200-to-300-label dumps the discovery notes describe, and every read exports to JSON and RFC-4180 CSV carrying the same field set, the verdict, the reviewer's decision, and the partial-read fact. Both exports derive from one field catalog, so they cannot drift, and the saved record is the audit record.</w:t>
+      </w:r>
+    </w:p>
+    <w:p>
+      <w:pPr>
+        <w:spacing w:after="140"/>
+      </w:pPr>
+      <w:r>
+        <w:rPr>
+          <w:sz w:val="22"/>
+          <w:szCs w:val="22"/>
+        </w:rPr>
+        <w:t xml:space="preserve">Three numbers I kept in front of me while building. The test suite (800 tests) runs offline in seconds with no API keys, so every behavior described here is reproducible on a laptop. The evaluation harness gates every commit on approve precision over 27 labeled cases with a hard floor of 98 percent, because a false approval is the one error I decided this tool would not ship. And the deployed demo measured a median of 3.1 seconds end to end against the five-second line the Deputy Director drew. Section 7 has the full measurement story, including the configuration mistake I found later and what it changed.</w:t>
       </w:r>
     </w:p>
     <w:p>
@@ -160,7 +160,7 @@
           <w:sz w:val="22"/>
           <w:szCs w:val="22"/>
         </w:rPr>
-        <w:t xml:space="preserve">A prototype like this can be a pile of features or a small set of decisions applied consistently. I tried to make it the second thing. These are the decisions, with the reasoning.</w:t>
+        <w:t xml:space="preserve">Four decisions run through everything below, each with its reasoning and its cost.</w:t>
       </w:r>
     </w:p>
     <w:p>
@@ -180,19 +180,19 @@
           <w:sz w:val="22"/>
           <w:szCs w:val="22"/>
         </w:rPr>
-        <w:t xml:space="preserve">Vision models read well and judge unevenly, and in a compliance setting a judgment you cannot explain is worthless. So the model gets exactly one job: transcribe what is printed into eighteen structured fields and four warning-format flags, each with a confidence. Everything that decides is plain, unit-tested TypeScript: pure comparators for the field-by-field match, a completeness matrix encoding what each beverage class must carry, and the statutory constants (the 27 CFR 16.21 warning text, the tolerance bands, the standards of fill) in one hand-verified module. I do not let tests retune that module. If a test disagrees with the statute, the test is wrong.</w:t>
-      </w:r>
-    </w:p>
-    <w:p>
-      <w:pPr>
-        <w:spacing w:after="140"/>
-      </w:pPr>
-      <w:r>
-        <w:rPr>
-          <w:sz w:val="22"/>
-          <w:szCs w:val="22"/>
-        </w:rPr>
-        <w:t xml:space="preserve">The payoff is that when the tool rejects a label, the reason is a rule with a CFR citation. When an agent asks why, there is an answer.</w:t>
+        <w:t xml:space="preserve">Vision models transcribe printed text reliably, but their judgments are uneven and cannot be audited, and a compliance verdict has to be auditable. So the model gets exactly one job: transcribe what is printed into eighteen structured fields, each with a confidence, plus four tri-state warning-format flags (true, false, or could not tell). Everything that decides is plain, unit-tested TypeScript: pure comparators for the field-by-field match, a completeness matrix encoding what each beverage class must carry, and the statutory constants (the 27 CFR 16.21 warning text, the tolerance bands, the standards of fill) in one hand-verified module. I do not let tests retune that module. If a test disagrees with the statute, the test is wrong.</w:t>
+      </w:r>
+    </w:p>
+    <w:p>
+      <w:pPr>
+        <w:spacing w:after="140"/>
+      </w:pPr>
+      <w:r>
+        <w:rPr>
+          <w:sz w:val="22"/>
+          <w:szCs w:val="22"/>
+        </w:rPr>
+        <w:t xml:space="preserve">The payoff is that when the tool rejects a label, the reason is a rule with a CFR citation, not a model's opinion.</w:t>
       </w:r>
     </w:p>
     <w:p>
@@ -231,7 +231,7 @@
           <w:sz w:val="22"/>
           <w:szCs w:val="22"/>
         </w:rPr>
-        <w:t xml:space="preserve">An unreadable photo gets a re-upload prompt. It never gets a fabricated verdict.</w:t>
+        <w:t xml:space="preserve">An unreadable photo gets a re-upload prompt, never a fabricated verdict.</w:t>
       </w:r>
     </w:p>
     <w:p>
@@ -250,7 +250,7 @@
           <w:sz w:val="22"/>
           <w:szCs w:val="22"/>
         </w:rPr>
-        <w:t xml:space="preserve">If one of a product's images cannot be read (a dense back label is the slowest thing in the pipeline), the response names which image and why, both screens warn, and the verdict is capped at Needs review no matter how clean the surviving fields look. A dropped back label must never pass itself off as a clean front-only read.</w:t>
+        <w:t xml:space="preserve">If one of a product's images cannot be read (a dense back label is the slowest thing in the pipeline), the response names which image and why, both screens warn, and the verdict is capped at Needs review no matter how clean the surviving fields look: a dropped back label must not pass itself off as a clean front-only read.</w:t>
       </w:r>
     </w:p>
     <w:p>
@@ -269,7 +269,7 @@
           <w:sz w:val="22"/>
           <w:szCs w:val="22"/>
         </w:rPr>
-        <w:t xml:space="preserve">A field whose value matches the application but was read at low confidence shows "Match, confirm photo" rather than a green pass. The values agreeing is not the same thing as the photo being trustworthy.</w:t>
+        <w:t xml:space="preserve">A field whose value matches the application but was read at low confidence shows "Match · confirm photo" rather than a green pass. The values agreeing is not the same thing as the photo being trustworthy.</w:t>
       </w:r>
     </w:p>
     <w:p>
@@ -307,7 +307,7 @@
           <w:sz w:val="22"/>
           <w:szCs w:val="22"/>
         </w:rPr>
-        <w:t xml:space="preserve">A container size that is not on the authorized list routes to review rather than fail, because TTB adds sizes from time to time and code should not hard-fail the law's future.</w:t>
+        <w:t xml:space="preserve">A container size that is not on the authorized list routes to review rather than fail, because TTB amends the authorized-size lists (the January 2025 final rule added 28 sizes across spirits and wine), so an unlisted size is more likely a rule change than a violation, and the right reader for that is a person.</w:t>
       </w:r>
     </w:p>
     <w:p>
@@ -326,7 +326,45 @@
           <w:sz w:val="22"/>
           <w:szCs w:val="22"/>
         </w:rPr>
-        <w:t xml:space="preserve">In batch, a busy service retries with jittered backoff and the row narrates each attempt; when retries run out, the row says so and offers a Retry. Nothing fails silently and nothing disappears.</w:t>
+        <w:t xml:space="preserve">In batch, a busy service retries with jittered backoff while an adaptive gate halves the pool's concurrency on a transient failure and creeps it back up, TCP style; the row narrates each attempt, and when retries run out it says so and offers a Retry.</w:t>
+      </w:r>
+    </w:p>
+    <w:p>
+      <w:pPr>
+        <w:pStyle w:val="ListParagraph"/>
+        <w:numPr>
+          <w:ilvl w:val="0"/>
+          <w:numId w:val="2"/>
+        </w:numPr>
+        <w:spacing w:after="90"/>
+      </w:pPr>
+      <w:r>
+        <w:rPr>
+          <w:b w:val="false"/>
+          <w:bCs w:val="false"/>
+          <w:sz w:val="22"/>
+          <w:szCs w:val="22"/>
+        </w:rPr>
+        <w:t xml:space="preserve">A batch row that settles cleanly but missing a mandatory element gets one background second look a few seconds later: a focused re-read of exactly the missing fields on the strong model, with a prompt built for those entries. A find surfaces at review confidence for a person to confirm, because a value the first read missed and a retry found is unstable evidence, not settled fact.</w:t>
+      </w:r>
+    </w:p>
+    <w:p>
+      <w:pPr>
+        <w:pStyle w:val="ListParagraph"/>
+        <w:numPr>
+          <w:ilvl w:val="0"/>
+          <w:numId w:val="2"/>
+        </w:numPr>
+        <w:spacing w:after="90"/>
+      </w:pPr>
+      <w:r>
+        <w:rPr>
+          <w:b w:val="false"/>
+          <w:bCs w:val="false"/>
+          <w:sz w:val="22"/>
+          <w:szCs w:val="22"/>
+        </w:rPr>
+        <w:t xml:space="preserve">Review state cannot go stale. Every flagged field carries confirm and flag controls, and a recorded decision drafts the applicant email; any re-read or application edit invalidates all of it and the row returns to Undecided, because a stale Approved must never force-pass a recomputed verdict.</w:t>
       </w:r>
     </w:p>
     <w:p>
@@ -378,7 +416,7 @@
           <w:sz w:val="22"/>
           <w:szCs w:val="22"/>
         </w:rPr>
-        <w:t xml:space="preserve">The default vision provider is an offline mock keyed to the bundled fixtures, which means the whole suite, the eval, and CI run deterministically with zero keys and no network. That choice cuts both ways and I accepted the cost: out of the box the app only recognizes the bundled samples, and the screen says so plainly. Reading arbitrary photos takes one environment variable and a key; the deployed demo runs that way.</w:t>
+        <w:t xml:space="preserve">The default vision provider is an offline mock that keys off the image filename to return fixture reads, which means the whole suite, the eval, and CI run deterministically with zero keys and no network. The mock is not a parallel test world: it implements the same provider interface as the real providers, so the 800 tests exercise the entire production pipeline (merge, vote, comparators, verdict) with only the one nondeterministic call swapped out. The cost: out of the box the app only recognizes the bundled samples, and the screen says so plainly. Reading arbitrary photos takes one environment variable and a key; the deployed demo runs that way.</w:t>
       </w:r>
     </w:p>
     <w:p>
@@ -398,43 +436,79 @@
           <w:sz w:val="22"/>
           <w:szCs w:val="22"/>
         </w:rPr>
-        <w:t xml:space="preserve">A product's images (front, back, and neck if there is one) ride a single request as position-labeled parts, so the model reads the panels with cross-panel context: brand on the front, warning on the back, one record out. I tested the obvious alternative, stitching the photos into one composite, and rejected it on measurement: the vision APIs cap total image resolution, so stitching halves each label's pixels exactly where the fine print lives. If the model reports that two panels contradict each other on a field, that field is pinned into the review band and made ineligible for every automatic recovery below. A cross-panel contradiction always reaches a person.</w:t>
-      </w:r>
-    </w:p>
-    <w:p>
-      <w:pPr>
-        <w:spacing w:after="140"/>
-      </w:pPr>
-      <w:r>
-        <w:rPr>
-          <w:sz w:val="22"/>
-          <w:szCs w:val="22"/>
-        </w:rPr>
-        <w:t xml:space="preserve">Each product is read several times, and a field's confidence is the fraction of samples that agree. I trust that number far more than a model's self-reported confidence. Cosmetic variation clusters as one reading; numeric differences never cluster.</w:t>
-      </w:r>
-    </w:p>
-    <w:p>
-      <w:pPr>
-        <w:spacing w:after="140"/>
-      </w:pPr>
-      <w:r>
-        <w:rPr>
-          <w:sz w:val="22"/>
-          <w:szCs w:val="22"/>
-        </w:rPr>
-        <w:t xml:space="preserve">Three escalations sit behind the vote. Each is bounded to one extra model call, and each is allowed to clear a false alarm but never to flip a conflict: a strong-model judge for the one check that can hard-fail a label (whether the GOVERNMENT WARNING: prefix is bold); a rescue that re-reads only the fields still under the 0.7 trust gate; and a warning-focus pass that locates the warning in any orientation, crops and upscales the region with plain image code, and re-judges from the zoom. A warning recovered this way surfaces at review confidence, never as a silent pass. The statutory text sits in every model's training data, so a transcription that merely matches it proves nothing by itself.</w:t>
-      </w:r>
-    </w:p>
-    <w:p>
-      <w:pPr>
-        <w:spacing w:after="140"/>
-      </w:pPr>
-      <w:r>
-        <w:rPr>
-          <w:sz w:val="22"/>
-          <w:szCs w:val="22"/>
-        </w:rPr>
-        <w:t xml:space="preserve">The last word belongs to deterministic code: the completeness check (every TTB-mandatory element for the class, scored present, missing, malformed, or unverifiable) and the comparators, with the headline verdict taking the worse of the two. Match is not compliance here. An origin statement that matches the application verbatim but names a region instead of a country still routes to review, because the marking rules require a country. And there is exactly one verdict derivation, shared by the eval harness, the single screen, and the batch worklist, so there is no second copy to drift.</w:t>
+        <w:t xml:space="preserve">Six interchangeable providers sit behind one VisionProvider interface: the offline mock, OpenAI, Gemini, Azure OpenAI, Azure Document Intelligence OCR, and an ensemble mode that runs both Azure providers and routes any disagreement between them to review. I kept the real ones boring: strict structured outputs (the JSON schema carries the per-field instructions, so the prompt and the field definitions cannot drift), bounded retries that honor Retry-After headers (OpenAI's millisecond retry-after-ms takes precedence over the coarse seconds value), and self-limiting request timeouts so one straggler cannot spend the whole latency budget.</w:t>
+      </w:r>
+    </w:p>
+    <w:p>
+      <w:pPr>
+        <w:spacing w:after="140"/>
+      </w:pPr>
+      <w:r>
+        <w:rPr>
+          <w:sz w:val="22"/>
+          <w:szCs w:val="22"/>
+        </w:rPr>
+        <w:t xml:space="preserve">A product's images (front, back, and neck if there is one) ride a single request per sample as position-labeled parts, so the model reads the panels with cross-panel context: brand on the front, warning on the back, one record out. It is also the cheaper shape: a two-image product pays per-sample requests, not images times samples. I considered the obvious alternative, stitching the photos into one composite, and rejected it on the resolution math: the vision APIs cap total image resolution, so stitching halves each label's pixels exactly where the fine print lives, and the published measurement agrees (MMNeedle, NAACL 2025: stitched sub-images collapse fine-grained retrieval versus separate image parts). Providers that cannot take a joint read (the offline mock, the Azure OCR path) read each image separately and deterministic code merges the panels; that per-image path is where a single image can drop out, which is why a drop is reported instead of swallowed. If the model reports that two panels contradict each other on a field, that field is pinned into the review band and made ineligible for every automatic recovery below, so the contradiction always lands with a reviewer.</w:t>
+      </w:r>
+    </w:p>
+    <w:p>
+      <w:pPr>
+        <w:spacing w:after="140"/>
+      </w:pPr>
+      <w:r>
+        <w:rPr>
+          <w:sz w:val="22"/>
+          <w:szCs w:val="22"/>
+        </w:rPr>
+        <w:t xml:space="preserve">Each product is read N times in parallel (three by default; the recommended live pairing is five samples under an eight-second per-call cap), and a field's confidence is the fraction of samples that agree. I trust that number far more than a model's self-reported confidence. Cosmetic variation clusters as one reading; numeric differences never cluster. Disagreement is tiered: when most samples read a value identically and one sample dropped the field, it lands at 0.65, gated to review but still eligible for the rescue below, because one dropout in a wide vote is usually sampling noise. A genuine split or any numeric disagreement stamps 0.3, deliberately below the rescue band, so a real conflict stays with a human.</w:t>
+      </w:r>
+    </w:p>
+    <w:p>
+      <w:pPr>
+        <w:spacing w:after="140"/>
+      </w:pPr>
+      <w:r>
+        <w:rPr>
+          <w:sz w:val="22"/>
+          <w:szCs w:val="22"/>
+        </w:rPr>
+        <w:t xml:space="preserve">One recovery is not a model call at all. The samples sometimes file a printed PRODUCT OF FRANCE under a sibling field, so plain code harvests an origin statement that names a country into the empty origin field, carrying the source read's confidence. It is code over text the model already produced, never another request, and a region like Imported from the Caribbean never qualifies.</w:t>
+      </w:r>
+    </w:p>
+    <w:p>
+      <w:pPr>
+        <w:spacing w:after="140"/>
+      </w:pPr>
+      <w:r>
+        <w:rPr>
+          <w:sz w:val="22"/>
+          <w:szCs w:val="22"/>
+        </w:rPr>
+        <w:t xml:space="preserve">Three escalation paths sit alongside the vote, each on its own bounded budget, and each allowed to clear a false alarm but never to flip a conflict. A strong-model judge handles the bold-prefix check, the one input to a hard fail that must come from the model's eyes rather than the transcript; it is sampled up to three times per image and majority-voted, it starts concurrently with extraction so its latency hides behind the read, and even then a lone not-bold from one source never fails a label, because the extraction read and the judge must agree. A rescue spends exactly one extra call re-reading only the fields still under the 0.7 trust gate on the strong model: cross-model agreement clears the false alarm, disagreement adopts the stronger reading but keeps the review hold. And when the warning is still missing or unverified after both, a two-call warning-focus pass locates it in any orientation, crops, derotates, and upscales the region (sharp, server side), and re-judges from the zoomed crop. A warning recovered this way lands at review confidence, not a silent pass, because the statutory text sits in every model's training data and a transcription that merely matches it proves nothing by itself. One invariant ties them together: a deliberate review hold is never released by an escalation agreeing with itself; the same strong model re-reading its own words is not independent evidence.</w:t>
+      </w:r>
+    </w:p>
+    <w:p>
+      <w:pPr>
+        <w:spacing w:after="140"/>
+      </w:pPr>
+      <w:r>
+        <w:rPr>
+          <w:sz w:val="22"/>
+          <w:szCs w:val="22"/>
+        </w:rPr>
+        <w:t xml:space="preserve">Latency is enforced, not hoped for. The samples run in parallel, so wall-clock is the slowest sample rather than the sum; every model call carries a hard per-call cap (eight seconds in the recommended configuration); and the judge runs concurrently with extraction, so its couple of seconds hide behind the read. Each escalation runs on its own time budget, a rule I learned the hard way: my first version had the rescue share the per-sample cap, which made it a guaranteed dead timeout by the time it fired. The rescue now runs on its own clock.</w:t>
+      </w:r>
+    </w:p>
+    <w:p>
+      <w:pPr>
+        <w:spacing w:after="140"/>
+      </w:pPr>
+      <w:r>
+        <w:rPr>
+          <w:sz w:val="22"/>
+          <w:szCs w:val="22"/>
+        </w:rPr>
+        <w:t xml:space="preserve">The last word belongs to deterministic code: the completeness check and the comparators, with the headline verdict taking the worse of the two. The completeness matrix scores every TTB-mandatory element for the class as present, missing, malformed, or unverifiable, and it encodes the per-class nuance that keeps the check honest: malt beverages may omit the alcohol statement, wine at or under 14 percent may print a table wine designation instead of a number, the warning itself is exempt under 0.5 percent ABV, and the sulfite declaration is conditional, because 27 CFR 4.32(e) requires it only at 10 ppm or more and no photo can establish parts per million, so it is surfaced rather than failed. Match is not compliance here. An origin statement that matches the application verbatim but names a region instead of a country still routes to review, because the marking rules require a country. And there is exactly one verdict derivation, shared by the eval harness, the single screen, and the batch worklist, so there is no second copy to drift, and the CI precision floor gates the exact code path the screens render, not a laboratory proxy of it.</w:t>
       </w:r>
     </w:p>
     <w:p>
@@ -454,19 +528,19 @@
           <w:sz w:val="22"/>
           <w:szCs w:val="22"/>
         </w:rPr>
-        <w:t xml:space="preserve">The verify screen's sample product is a real label (Fireball Cinnamon Whisky, from TTB's public COLA registry), a front and back pair placed into the slots with one click. It is an import on purpose: the back's importer line and PRODUCT OF CANADA statement exercise the origin rules end to end, and accepting the AI's suggestions walks the whole nine-field application to an Approve.</w:t>
-      </w:r>
-    </w:p>
-    <w:p>
-      <w:pPr>
-        <w:spacing w:after="140"/>
-      </w:pPr>
-      <w:r>
-        <w:rPr>
-          <w:sz w:val="22"/>
-          <w:szCs w:val="22"/>
-        </w:rPr>
-        <w:t xml:space="preserve">Two decisions about the defect variant say more about this project than a feature list would. First, the registry artwork is web resolution, and at that resolution the boldness of the warning prefix cannot be verified by any reader, human or model; the system answers "could not be verified" and routes to review, which is correct. Rather than let the demo pretend otherwise, the sample's warning block is re-rendered at print fidelity, and the two back variants differ only in the statutory variable. Second, my first defect was bold-versus-regular weight, and the live system kept routing it to review instead of rejecting. That is the conservative tri-state doing its job, and it makes a mushy demonstration. So the bundled defect prints "Government Warning:" in title case, the exact defect Jenny describes rejecting, which is judged from the transcript and fails deterministically. The real product's label is compliant, and every surface that mentions the variant says so.</w:t>
+        <w:t xml:space="preserve">The verify screen's sample product is a real label (Fireball Cinnamon Whisky, from TTB's public COLA registry), a front and back pair placed into the slots with one click. It is an import for a reason: the back's importer line and PRODUCT OF CANADA statement exercise the origin rules end to end, and accepting the AI's suggestions walks the whole nine-field application to an Approve.</w:t>
+      </w:r>
+    </w:p>
+    <w:p>
+      <w:pPr>
+        <w:spacing w:after="140"/>
+      </w:pPr>
+      <w:r>
+        <w:rPr>
+          <w:sz w:val="22"/>
+          <w:szCs w:val="22"/>
+        </w:rPr>
+        <w:t xml:space="preserve">Two details of the defect variant are worth explaining. First, the registry artwork is web resolution, and at that resolution the boldness of the warning prefix cannot be verified by any reader, human or model; the system answers "could not be verified" and routes to review. Rather than let the demo pretend otherwise, the sample's warning block is re-rendered at print fidelity, and the two back variants differ only in the statutory variable. Second, my first defect was bold-versus-regular weight, and the live system kept routing it to review instead of rejecting. That is the conservative tri-state doing its job, and it makes a mushy demonstration. So the bundled defect prints "Government Warning:" in title case, the exact defect Jenny describes rejecting, which is judged from the transcript and fails deterministically. The real product's label is compliant, and every surface that mentions the variant says so.</w:t>
       </w:r>
     </w:p>
     <w:p>
@@ -630,7 +704,7 @@
                 <w:sz w:val="20"/>
                 <w:szCs w:val="20"/>
               </w:rPr>
-              <w:t xml:space="preserve">Hard latency budget: parallel reads with a per-call straggler cap, the judge hidden behind extraction wall-clock, browser-side image downscaling. Measured live: p50 3.1s, p95 5.2s, 15 of 15 verdicts correct.</w:t>
+              <w:t xml:space="preserve">Hard latency budget: parallel reads with a per-call straggler cap, the judge hidden behind extraction wall-clock, browser-side image downscaling. Measured live: p50 3.1s, p95 5.2s, 15 of 15 verdicts correct. (Measured on the original single-image configuration; section 7 has the multi-image correction and the re-measured dense pair.)</w:t>
             </w:r>
           </w:p>
         </w:tc>
@@ -758,7 +832,7 @@
                 <w:sz w:val="20"/>
                 <w:szCs w:val="20"/>
               </w:rPr>
-              <w:t xml:space="preserve">The /batch worklist: drop hundreds of images, rows stream in continuously, triage chips and attention-first sorting, per-row retry, in-place application editing, CSV export.</w:t>
+              <w:t xml:space="preserve">The /batch worklist: drop hundreds of images; fronts and backs pair by filename, an optional CSV supplies the application values, and same-brand rows offer a one-click combine that a person confirms, never a fuzzy auto-merge. Rows stream in continuously with triage chips, attention-first sorting, per-row retry, in-place application editing, and CSV export.</w:t>
             </w:r>
           </w:p>
         </w:tc>
@@ -1233,7 +1307,7 @@
                 <w:sz w:val="20"/>
                 <w:szCs w:val="20"/>
               </w:rPr>
-              <w:t xml:space="preserve">Demo: OpenAI gpt-4.1 extraction with a gpt-5.5 warning judge; the Gemini path keeps the same split (the fast model transcribes, the strongest model judges). Production target: Azure OpenAI and Azure AI Document Intelligence. All behind one VisionProvider interface; the offline mock is the default.</w:t>
+              <w:t xml:space="preserve">Demo: OpenAI gpt-4.1 extraction with a gpt-5.5 warning judge; the Gemini path keeps the same split (gemini-3.5-flash transcribes, gemini-3.1-pro-preview judges). Production target: Azure OpenAI and Azure AI Document Intelligence. All behind one VisionProvider interface; the offline mock is the default.</w:t>
             </w:r>
           </w:p>
         </w:tc>
@@ -1297,7 +1371,7 @@
                 <w:sz w:val="20"/>
                 <w:szCs w:val="20"/>
               </w:rPr>
-              <w:t xml:space="preserve">Vitest (779 tests, offline), Testing Library for components, a tsx evaluation harness over 27 labeled fixtures acting as a CI gate, and live measurement scripts for deployed latency.</w:t>
+              <w:t xml:space="preserve">Vitest (800 tests, offline), Testing Library for components, a tsx evaluation harness over 27 labeled fixtures acting as a CI gate, and live measurement scripts for deployed latency.</w:t>
             </w:r>
           </w:p>
         </w:tc>
@@ -1384,7 +1458,7 @@
           <w:sz w:val="22"/>
           <w:szCs w:val="22"/>
         </w:rPr>
-        <w:t xml:space="preserve">I held this document to a simple standard: a performance or accuracy claim either traces to a dated measurement, or it is not in here.</w:t>
+        <w:t xml:space="preserve">The standard for this section is simple: a performance or accuracy claim traces to a dated measurement, or it is not in here.</w:t>
       </w:r>
     </w:p>
     <w:p>
@@ -1412,7 +1486,7 @@
           <w:sz w:val="22"/>
           <w:szCs w:val="22"/>
         </w:rPr>
-        <w:t xml:space="preserve">779 tests in 60 files pass in seconds with no network. The eval harness scores 27 labeled cases (clean labels plus deliberate defects: a title-case warning, an out-of-tolerance ABV, a brand typo, a missing warning, an import without a country statement, an unreadable photo that must never auto-approve) at 100 percent, with the 98 percent approve-precision floor enforced in CI.</w:t>
+        <w:t xml:space="preserve">800 tests in 62 files pass in seconds with no network. The eval harness scores 27 labeled cases (clean labels plus deliberate defects: a title-case warning, an out-of-tolerance ABV, a brand typo, a missing warning, an import without a country statement, an unreadable photo that must never auto-approve) at 100 percent, with the 98 percent approve-precision floor enforced in CI.</w:t>
       </w:r>
     </w:p>
     <w:p>
@@ -1440,7 +1514,7 @@
           <w:sz w:val="22"/>
           <w:szCs w:val="22"/>
         </w:rPr>
-        <w:t xml:space="preserve">15 sequential reads against the deployed demo measured p50 3.1s and p95 5.2s with 15 of 15 verdicts correct; the one 5.2s read was the serverless cold start (June 10). The model split was chosen by A/B measurement, not preference: moving extraction to the strong model doubled the median for identical verdicts, so the fast model transcribes and the strongest model judges.</w:t>
+        <w:t xml:space="preserve">15 sequential reads against the deployed demo measured p50 3.1s and p95 5.2s with 15 of 15 verdicts correct; the one 5.2s read was the serverless cold start (June 10). The model split was chosen by A/B measurement, not preference: moving extraction to the strong model doubled the median (p50 2.8s to 6.5s) for identical verdicts, and on the Gemini path the strong model also failed 4 of 9 requests outright on its 25-requests-per-minute preview quota. So on either vendor the fast model transcribes, and the strongest model is spent only on the judgment that can hard-fail a label.</w:t>
       </w:r>
     </w:p>
     <w:p>
@@ -1459,7 +1533,7 @@
           <w:sz w:val="22"/>
           <w:szCs w:val="22"/>
         </w:rPr>
-        <w:t xml:space="preserve">A mistake I want to own rather than bury. </w:t>
+        <w:t xml:space="preserve">A configuration gap the first measurement missed. </w:t>
       </w:r>
       <w:r>
         <w:rPr>
@@ -1468,7 +1542,7 @@
           <w:sz w:val="22"/>
           <w:szCs w:val="22"/>
         </w:rPr>
-        <w:t xml:space="preserve">That 3.1s configuration (a 7-wide vote under a 5 second per-sample cap) was tuned on single-image labels, and the numbers looked great because I had measured the easy case. A real front-plus-back product later exposed the gap: a dense, warning-bearing back label reads in about 5 seconds, so the cap could starve every sample of the back image, and at the time the pipeline would proceed silently on the front alone. The fix mattered more than the numbers: a dropped image is now reported end to end, a partial read caps the verdict at review, and the recommended pairing is a 5-wide vote with an 8 second cap, re-measured reading the same dense pair completely in 4.9 seconds. The failure and the diagnosis are documented in the repository, because finding the measurement gap is part of the engineering.</w:t>
+        <w:t xml:space="preserve">That 3.1s configuration (a 7-wide vote under a 5 second per-sample cap) was tuned on single-image labels, and the numbers looked great because I had measured the easy case. A real front-plus-back product later exposed the gap: a dense, warning-bearing back label reads in about 5 seconds, so the cap could starve every sample of the back image, and at the time the pipeline would proceed silently on the front alone. The fix mattered more than the numbers: a dropped image is now reported end to end, a partial read caps the verdict at review, and the recommended pairing is a 5-wide vote with an 8 second cap, re-measured reading the same dense pair completely in 4.9 seconds. The failure and the diagnosis are documented in the repository.</w:t>
       </w:r>
     </w:p>
     <w:p>
@@ -1487,7 +1561,7 @@
           <w:sz w:val="22"/>
           <w:szCs w:val="22"/>
         </w:rPr>
-        <w:t xml:space="preserve">The bundled sample, measured after it shipped (June 11). </w:t>
+        <w:t xml:space="preserve">The bundled sample, measured after it shipped (June 11; the dated entry is in the README). </w:t>
       </w:r>
       <w:r>
         <w:rPr>
@@ -1496,7 +1570,7 @@
           <w:sz w:val="22"/>
           <w:szCs w:val="22"/>
         </w:rPr>
-        <w:t xml:space="preserve">The clean pair read 3 for 3 Approve at 6.6 to 8.7 seconds; the defect pair read 3 for 3 Reject at 13 to 14 seconds. The defect is slower on purpose: before hard-failing a label, the warning escalation takes its careful zoomed look. I would rather publish the slow path than hide it.</w:t>
+        <w:t xml:space="preserve">Three sequential rounds per product against the deployed demo: the clean pair read 3 of 3 Approve at 6.6 to 8.7 seconds; the defect pair read 3 of 3 Reject at 12.8 to 14.0 seconds. The defect's extra seconds are the warning-focus pass taking its zoomed look before committing to a hard fail; the verdict itself is deterministic, because the title-case prefix fails from the transcript.</w:t>
       </w:r>
     </w:p>
     <w:p>
@@ -1599,7 +1673,7 @@
           <w:sz w:val="22"/>
           <w:szCs w:val="22"/>
         </w:rPr>
-        <w:t xml:space="preserve">A second opinion on the statutes. The warning text was re-verified against 27 CFR 16.21 in June 2026; the 2025 Surgeon General advisory is a proposal, not law. If the wording ever changes it is a one-constant edit guarded by a test, and a non-blocking note in the UI tracks the pending proposals. Two tolerance judgment calls (cider classification, the unknown-class default to the tightest band) are flagged in code for verification before production use.</w:t>
+        <w:t xml:space="preserve">Automatic statute tracking. I verified the statutes by hand instead: the warning text was re-checked against 27 CFR 16.21 in June 2026; the 2025 Surgeon General advisory is a proposal, not law. If the wording ever changes it is a one-constant edit guarded by a test, and a non-blocking note in the UI tracks the pending proposals. The tolerance table is selected per class from the CFR, and the symmetric band is not the whole rule: some classes carry absolute boundaries the band may never cross (the wine 14 percent tax-class line, the malt 0.5 percent floor), enforced separately so a tolerance cannot soften a statutory limit. Two judgment calls inside that table (cider classification, the unknown-class default to the tightest band) are flagged in code for verification before production use.</w:t>
       </w:r>
     </w:p>
     <w:p>
@@ -1650,7 +1724,7 @@
           <w:sz w:val="22"/>
           <w:szCs w:val="22"/>
         </w:rPr>
-        <w:t xml:space="preserve">The prototype's job was to prove the shape, and the measurements above are the evidence I would offer.</w:t>
+        <w:t xml:space="preserve">The prototype's job was to show that the shape survives measurement: verdicts inside the latency budget, a false-approval floor enforced in CI, and every uncertain read landing with a person. Section 7 is the receipt.</w:t>
       </w:r>
     </w:p>
     <w:sectPr>

--- a/docs/TTB-Label-Verifier-Approach-and-Design.docx
+++ b/docs/TTB-Label-Verifier-Approach-and-Design.docx
@@ -67,7 +67,7 @@
         </w:rPr>
         <w:t xml:space="preserve">Live demo:  </w:t>
       </w:r>
-      <w:hyperlink w:history="1" r:id="rIdqzyetl9htpu_-aeodc8-j">
+      <w:hyperlink w:history="1" r:id="rIdlsqno8p0thagqeiw3bfth">
         <w:r>
           <w:rPr>
             <w:rStyle w:val="Hyperlink"/>
@@ -91,7 +91,7 @@
         </w:rPr>
         <w:t xml:space="preserve">Source:  </w:t>
       </w:r>
-      <w:hyperlink w:history="1" r:id="rIdbp8wjq61fmhqlh1w36bpc">
+      <w:hyperlink w:history="1" r:id="rIdthtz-bti9bpkx_rvqx5iz">
         <w:r>
           <w:rPr>
             <w:rStyle w:val="Hyperlink"/>
@@ -140,7 +140,7 @@
           <w:sz w:val="22"/>
           <w:szCs w:val="22"/>
         </w:rPr>
-        <w:t xml:space="preserve">Three numbers I kept in front of me while building. The test suite (800 tests) runs offline in seconds with no API keys, so every behavior described here is reproducible on a laptop. The evaluation harness gates every commit on approve precision over 27 labeled cases with a hard floor of 98 percent, because a false approval is the one error I decided this tool would not ship. And the deployed demo measured a median of 3.1 seconds end to end against the five-second line the Deputy Director drew. Section 7 has the full measurement story, including the configuration mistake I found later and what it changed.</w:t>
+        <w:t xml:space="preserve">Three numbers I kept in front of me while building. The test suite (806 tests) runs offline in seconds with no API keys, so every behavior described here is reproducible on a laptop. The evaluation harness gates every commit on approve precision over 27 labeled cases with a hard floor of 98 percent, because a false approval is the one error I decided this tool would not ship. And the deployed demo measured a median of 3.1 seconds end to end against the five-second line the Deputy Director drew. Section 7 has the full measurement story, including the configuration mistake I found later and what it changed.</w:t>
       </w:r>
     </w:p>
     <w:p>
@@ -416,7 +416,7 @@
           <w:sz w:val="22"/>
           <w:szCs w:val="22"/>
         </w:rPr>
-        <w:t xml:space="preserve">The default vision provider is an offline mock that keys off the image filename to return fixture reads, which means the whole suite, the eval, and CI run deterministically with zero keys and no network. The mock is not a parallel test world: it implements the same provider interface as the real providers, so the 800 tests exercise the entire production pipeline (merge, vote, comparators, verdict) with only the one nondeterministic call swapped out. The cost: out of the box the app only recognizes the bundled samples, and the screen says so plainly. Reading arbitrary photos takes one environment variable and a key; the deployed demo runs that way.</w:t>
+        <w:t xml:space="preserve">The default vision provider is an offline mock that keys off the image filename to return fixture reads, which means the whole suite, the eval, and CI run deterministically with zero keys and no network. The mock is not a parallel test world: it implements the same provider interface as the real providers, so the 806 tests exercise the entire production pipeline (merge, vote, comparators, verdict) with only the one nondeterministic call swapped out. The cost: out of the box the app only recognizes the bundled samples, and the screen says so plainly. Reading arbitrary photos takes one environment variable and a key; the deployed demo runs that way.</w:t>
       </w:r>
     </w:p>
     <w:p>
@@ -1371,7 +1371,7 @@
                 <w:sz w:val="20"/>
                 <w:szCs w:val="20"/>
               </w:rPr>
-              <w:t xml:space="preserve">Vitest (800 tests, offline), Testing Library for components, a tsx evaluation harness over 27 labeled fixtures acting as a CI gate, and live measurement scripts for deployed latency.</w:t>
+              <w:t xml:space="preserve">Vitest (806 tests, offline), Testing Library for components, a tsx evaluation harness over 27 labeled fixtures acting as a CI gate, and live measurement scripts for deployed latency.</w:t>
             </w:r>
           </w:p>
         </w:tc>
@@ -1486,7 +1486,7 @@
           <w:sz w:val="22"/>
           <w:szCs w:val="22"/>
         </w:rPr>
-        <w:t xml:space="preserve">800 tests in 62 files pass in seconds with no network. The eval harness scores 27 labeled cases (clean labels plus deliberate defects: a title-case warning, an out-of-tolerance ABV, a brand typo, a missing warning, an import without a country statement, an unreadable photo that must never auto-approve) at 100 percent, with the 98 percent approve-precision floor enforced in CI.</w:t>
+        <w:t xml:space="preserve">806 tests in 62 files pass in seconds with no network. The eval harness scores 27 labeled cases (clean labels plus deliberate defects: a title-case warning, an out-of-tolerance ABV, a brand typo, a missing warning, an import without a country statement, an unreadable photo that must never auto-approve) at 100 percent, with the 98 percent approve-precision floor enforced in CI.</w:t>
       </w:r>
     </w:p>
     <w:p>

--- a/docs/TTB-Label-Verifier-Approach-and-Design.docx
+++ b/docs/TTB-Label-Verifier-Approach-and-Design.docx
@@ -53,7 +53,7 @@
         </w:rPr>
         <w:t xml:space="preserve">   ·   June 2026   ·   </w:t>
       </w:r>
-      <w:hyperlink w:history="1" r:id="rId-nqrkyjlsiesw-wjimek-">
+      <w:hyperlink w:history="1" r:id="rIdvjnumga1ib4dvctmolk-m">
         <w:r>
           <w:rPr>
             <w:rStyle w:val="Hyperlink"/>
@@ -70,7 +70,7 @@
         </w:rPr>
         <w:t xml:space="preserve">   ·   </w:t>
       </w:r>
-      <w:hyperlink w:history="1" r:id="rIdfho8yeh5tnbpjrt-ygaog">
+      <w:hyperlink w:history="1" r:id="rIdl1az2_iqc3niritsfjg7q">
         <w:r>
           <w:rPr>
             <w:rStyle w:val="Hyperlink"/>
@@ -110,7 +110,7 @@
           <w:sz w:val="22"/>
           <w:szCs w:val="22"/>
         </w:rPr>
-        <w:t xml:space="preserve">One asymmetry runs through the whole design: an unnecessary review costs an agent a few minutes, while a false approval costs trust in the tool. So uncertainty always routes to a person, and the build fails if approve precision drops below 98 percent on the labeled evaluation cases. The numbers I held myself to: 810 tests run offline in seconds with no API keys, the evaluation harness scores its 27 labeled cases (clean labels and deliberate defects both) at 100 percent, and the deployed demo measured a median of 3.1 seconds end to end, p95 5.2 paid by the serverless cold start, against the brief's roughly five-second ceiling. The live demo runs a real vision model, so it reads any label photo, and the verify screen loads a bundled sample pair with one click; that front-and-back sample reads in six to nine seconds live, the price of the dense two-image path.</w:t>
+        <w:t xml:space="preserve">One asymmetry runs through the whole design: an unnecessary review costs an agent a few minutes, while a false approval costs trust in the tool. So uncertainty always routes to a person, and the build fails if approve precision drops below 98 percent on the labeled evaluation cases. The numbers I held myself to: 811 tests run offline in seconds with no API keys, the evaluation harness scores its 27 labeled cases (clean labels and deliberate defects both) at 100 percent, and the deployed demo measured a median of 3.1 seconds end to end, p95 5.2 paid by the serverless cold start, against the brief's roughly five-second ceiling. The live demo runs a real vision model, so it reads any label photo, and the verify screen loads a bundled sample pair with one click; that front-and-back sample reads in six to nine seconds live, the price of the dense two-image path.</w:t>
       </w:r>
     </w:p>
     <w:p>
@@ -290,7 +290,7 @@
           <w:sz w:val="22"/>
           <w:szCs w:val="22"/>
         </w:rPr>
-        <w:t xml:space="preserve">The whole suite is offline and deterministic. The default provider is a mock keyed off fixture filenames, so the 810 tests in 63 files and the 27-case evaluation run in seconds with zero keys, and CI runs the same gate (typecheck, lint, test, eval, build) on every push to main. The eval is a gate, not a report: clean labels plus deliberately broken ones (a title-case warning, an out-of-tolerance ABV, a brand typo, a missing warning, an unreadable photo that must never auto-approve), with the build failing under a 98 percent approve-precision floor.</w:t>
+        <w:t xml:space="preserve">The whole suite is offline and deterministic. The default provider is a mock keyed off fixture filenames, so the 811 tests in 63 files and the 27-case evaluation run in seconds with zero keys, and CI runs the same gate (typecheck, lint, test, eval, build) on every push to main. The eval is a gate, not a report: clean labels plus deliberately broken ones (a title-case warning, an out-of-tolerance ABV, a brand typo, a missing warning, an unreadable photo that must never auto-approve), with the build failing under a 98 percent approve-precision floor.</w:t>
       </w:r>
     </w:p>
     <w:p>

--- a/docs/TTB-Label-Verifier-Approach-and-Design.docx
+++ b/docs/TTB-Label-Verifier-Approach-and-Design.docx
@@ -53,7 +53,7 @@
         </w:rPr>
         <w:t xml:space="preserve">   ·   June 2026   ·   </w:t>
       </w:r>
-      <w:hyperlink w:history="1" r:id="rIdvjnumga1ib4dvctmolk-m">
+      <w:hyperlink w:history="1" r:id="rIdcxxeenc_iiwhfneujxmno">
         <w:r>
           <w:rPr>
             <w:rStyle w:val="Hyperlink"/>
@@ -70,7 +70,7 @@
         </w:rPr>
         <w:t xml:space="preserve">   ·   </w:t>
       </w:r>
-      <w:hyperlink w:history="1" r:id="rIdl1az2_iqc3niritsfjg7q">
+      <w:hyperlink w:history="1" r:id="rIdwlhlg1qzybu-bvhbsi1qr">
         <w:r>
           <w:rPr>
             <w:rStyle w:val="Hyperlink"/>
@@ -98,19 +98,31 @@
           <w:sz w:val="22"/>
           <w:szCs w:val="22"/>
         </w:rPr>
-        <w:t xml:space="preserve">A compliance agent at TTB, the Alcohol and Tobacco Tax and Trade Bureau, uploads photos of an alcohol label. A vision model reads them into the full set of TTB-required fields, and deterministic code checks what is printed against what the application claims and against TTB's labeling rules: the brand name, the alcohol content within the legal tolerance for its beverage class, the statutory government warning word for word and correctly formatted, and the rest of the application field by field. The verdict is Approve, Needs review, or Reject, with a card per field explaining how it was compared. A batch screen runs the same engine over a few hundred labels at once and streams results into a review worklist; every read exports as JSON or CSV.</w:t>
-      </w:r>
-    </w:p>
-    <w:p>
-      <w:pPr>
-        <w:spacing w:after="140"/>
-      </w:pPr>
-      <w:r>
-        <w:rPr>
-          <w:sz w:val="22"/>
-          <w:szCs w:val="22"/>
-        </w:rPr>
-        <w:t xml:space="preserve">One asymmetry runs through the whole design: an unnecessary review costs an agent a few minutes, while a false approval costs trust in the tool. So uncertainty always routes to a person, and the build fails if approve precision drops below 98 percent on the labeled evaluation cases. The numbers I held myself to: 811 tests run offline in seconds with no API keys, the evaluation harness scores its 27 labeled cases (clean labels and deliberate defects both) at 100 percent, and the deployed demo measured a median of 3.1 seconds end to end, p95 5.2 paid by the serverless cold start, against the brief's roughly five-second ceiling. The live demo runs a real vision model, so it reads any label photo, and the verify screen loads a bundled sample pair with one click; that front-and-back sample reads in six to nine seconds live, the price of the dense two-image path.</w:t>
+        <w:t xml:space="preserve">A compliance agent at TTB, the Alcohol and Tobacco Tax and Trade Bureau, uploads photos of an alcohol label. A vision model reads them into the full set of TTB-required fields, and deterministic code checks the label against the application and against TTB's rules, field by field: brand name, alcohol content within the legal tolerance for its class, the statutory government warning word for word, and the rest. The verdict is Approve, Needs review, or Reject, with a card per field saying how it was compared and why. A batch screen runs the same engine over a few hundred labels at once; every read exports as JSON or CSV.</w:t>
+      </w:r>
+    </w:p>
+    <w:p>
+      <w:pPr>
+        <w:spacing w:after="140"/>
+      </w:pPr>
+      <w:r>
+        <w:rPr>
+          <w:sz w:val="22"/>
+          <w:szCs w:val="22"/>
+        </w:rPr>
+        <w:t xml:space="preserve">You can check this yourself in two minutes. Open the live demo, click "Load the sample label", accept the AI's suggestions, and a real front-and-back spirits pair reads as one product and lands on Approve. Load the defective-warning version and the same flow ends in Reject, citing 27 CFR 16.22(a)(2), because that back label prints the warning prefix in title case. That is the exact rejection one of the interviewed agents described, reproduced live.</w:t>
+      </w:r>
+    </w:p>
+    <w:p>
+      <w:pPr>
+        <w:spacing w:after="140"/>
+      </w:pPr>
+      <w:r>
+        <w:rPr>
+          <w:sz w:val="22"/>
+          <w:szCs w:val="22"/>
+        </w:rPr>
+        <w:t xml:space="preserve">Three numbers carried the design. The suite is 811 tests that run offline in seconds with no API keys. CI fails the build if approve precision drops below 98 percent on the 27 labeled cases (it scores 100 today), because a false approval is the one error I decided this tool would not ship: an unnecessary review costs an agent minutes, a false approval costs the tool its trust. And the deployed demo measured a 3.1-second median (5.2 at p95) against the brief's five-second ceiling; the bundled clean pair runs six to nine seconds, and the defective pair closer to thirteen, because the tool takes one zoomed look at the warning before committing to a hard Reject.</w:t>
       </w:r>
     </w:p>
     <w:p>
@@ -130,7 +142,7 @@
           <w:sz w:val="22"/>
           <w:szCs w:val="22"/>
         </w:rPr>
-        <w:t xml:space="preserve">The discovery notes are four voices, and each one set a requirement I treated as hard.</w:t>
+        <w:t xml:space="preserve">Four voices run through the discovery notes, and each one set a requirement I treated as hard.</w:t>
       </w:r>
     </w:p>
     <w:p>
@@ -153,7 +165,7 @@
           <w:sz w:val="22"/>
           <w:szCs w:val="22"/>
         </w:rPr>
-        <w:t xml:space="preserve">, said results must come back in about five seconds: the previous scanning vendor took 30 to 40 seconds per label and was abandoned. She also described who would use it (her agents range from fresh graduates to a 73-year-old she considers the benchmark user) and the workload spikes: importers dump 200 to 300 applications at once.</w:t>
+        <w:t xml:space="preserve">, said results must come back in about five seconds: the previous scanning vendor took 30 to 40 seconds per label and was abandoned. Her agents range from fresh graduates to a 73-year-old she considers the benchmark user, and importers dump 200 to 300 applications at once.</w:t>
       </w:r>
     </w:p>
     <w:p>
@@ -234,7 +246,7 @@
           <w:sz w:val="22"/>
           <w:szCs w:val="22"/>
         </w:rPr>
-        <w:t xml:space="preserve">So the requirement list: a hard five-second latency budget, a screen a 73-year-old can use without hunting, batch at importer scale, extraction that survives the firewall by running in-tenant, tolerant brand matching with a review state, a strict statutory warning check, an end to retyping label fields by hand, and graceful failure on bad photos. Jenny's last line shaped the design most. I read "fail gracefully" as the error model for the whole tool: it is allowed to say it is not sure; it is never allowed to be silently wrong.</w:t>
+        <w:t xml:space="preserve">So: a five-second budget, a screen a 73-year-old can use without hunting, batch at importer scale, extraction that survives the firewall, tolerant brand matching, a strict warning check, and graceful failure on bad photos. Jenny's last line became the error model for the whole tool. It is allowed to say it is not sure; it is never allowed to be silently wrong.</w:t>
       </w:r>
     </w:p>
     <w:p>
@@ -251,46 +263,90 @@
       </w:pPr>
       <w:r>
         <w:rPr>
-          <w:sz w:val="22"/>
-          <w:szCs w:val="22"/>
-        </w:rPr>
-        <w:t xml:space="preserve">One rule organizes the codebase: AI extracts, code decides. The vision model has exactly one job, transcribing the label images into structured fields with a confidence on each. Every pass, review, or fail decision after that is plain, unit-tested TypeScript: pure comparators for the field-by-field match (tolerant of case and punctuation, so STONE'S THROW and Stone's Throw compare equal, and a near miss routes to review instead of reject), a completeness matrix encoding what each beverage class must carry, and the statutory constants (the 27 CFR 16.21 warning text, the per-class alcohol tolerance bands) in one hand-verified module guarded by tests. When the tool rejects a label, the reason is a rule with a CFR citation, not a model's opinion.</w:t>
-      </w:r>
-    </w:p>
-    <w:p>
-      <w:pPr>
-        <w:spacing w:after="140"/>
-      </w:pPr>
-      <w:r>
-        <w:rPr>
-          <w:sz w:val="22"/>
-          <w:szCs w:val="22"/>
-        </w:rPr>
-        <w:t xml:space="preserve">A product's front and back ride one request as separate full-resolution image parts, so the model reads the panels together (brand on the front, warning on the back). I rejected the obvious alternative, stitching the photos into one composite, on resolution math: vision APIs cap total image resolution, so stitching halves each label's pixels exactly where the fine print lives. Each product is read several times in parallel, and a field's confidence is the fraction of samples that agree, a number I trust far more than a model's self-reported confidence. Cosmetic differences cluster as one reading; numeric differences never do. Fields that stay uncertain get bounded escalations, each allowed to clear a false alarm and never to flip a conflict to pass. A rescue re-reads only the doubtful fields on a second, stronger model. A dedicated judge on that same strong model decides whether the warning prefix is printed in bold; the answer is tri-state, so "could not verify" routes to review rather than silently passing. And a warning still missing after that gets a focus pass that finds it in any orientation, crops, derotates, and upscales the region, and judges again from the zoomed crop.</w:t>
-      </w:r>
-    </w:p>
-    <w:p>
-      <w:pPr>
-        <w:spacing w:after="140"/>
-      </w:pPr>
-      <w:r>
-        <w:rPr>
-          <w:sz w:val="22"/>
-          <w:szCs w:val="22"/>
-        </w:rPr>
-        <w:t xml:space="preserve">The single screen leads with the application comparison, per the brief. The AI's reading pre-fills every application input as a gray suggestion the agent accepts with Tab or one click, which removes the re-keying the agents complained about. One screen, nothing to hunt for; that was the 73-year-old test. A suggestion only counts once a person accepts it, so the model never approves its own work. The batch screen runs the same engine over a folder of images: fronts and backs pair by filename, an optional CSV supplies the claimed values, rows stream in and stay reviewable (automatic retry on transient failures, application values editable in place, and a delayed second look that re-reads exactly the fields a clean read missed), and a header toggle switches between the two modes. Both screens and both exports derive from one shared field catalog, so they cannot drift apart.</w:t>
-      </w:r>
-    </w:p>
-    <w:p>
-      <w:pPr>
-        <w:spacing w:after="140"/>
-      </w:pPr>
-      <w:r>
-        <w:rPr>
-          <w:sz w:val="22"/>
-          <w:szCs w:val="22"/>
-        </w:rPr>
-        <w:t xml:space="preserve">The whole suite is offline and deterministic. The default provider is a mock keyed off fixture filenames, so the 811 tests in 63 files and the 27-case evaluation run in seconds with zero keys, and CI runs the same gate (typecheck, lint, test, eval, build) on every push to main. The eval is a gate, not a report: clean labels plus deliberately broken ones (a title-case warning, an out-of-tolerance ABV, a brand typo, a missing warning, an unreadable photo that must never auto-approve), with the build failing under a 98 percent approve-precision floor.</w:t>
+          <w:b/>
+          <w:bCs/>
+          <w:sz w:val="22"/>
+          <w:szCs w:val="22"/>
+        </w:rPr>
+        <w:t xml:space="preserve">AI extracts, code decides. </w:t>
+      </w:r>
+      <w:r>
+        <w:rPr>
+          <w:b w:val="false"/>
+          <w:bCs w:val="false"/>
+          <w:sz w:val="22"/>
+          <w:szCs w:val="22"/>
+        </w:rPr>
+        <w:t xml:space="preserve">The vision model has exactly one job: transcribe the label images into structured fields, each with a confidence. Every pass, review, or fail after that is plain, unit-tested TypeScript: comparators tolerant of case and punctuation (STONE'S THROW and Stone's Throw compare equal, and a near miss routes to review, not reject), a completeness matrix for what each beverage class must carry, and the statutory constants (the 27 CFR 16.21 warning text, the per-class alcohol tolerances) in one hand-verified module guarded by tests. A rejection therefore cites a rule, not a model's opinion.</w:t>
+      </w:r>
+    </w:p>
+    <w:p>
+      <w:pPr>
+        <w:spacing w:after="140"/>
+      </w:pPr>
+      <w:r>
+        <w:rPr>
+          <w:b/>
+          <w:bCs/>
+          <w:sz w:val="22"/>
+          <w:szCs w:val="22"/>
+        </w:rPr>
+        <w:t xml:space="preserve">Trust is measured, not assumed. </w:t>
+      </w:r>
+      <w:r>
+        <w:rPr>
+          <w:b w:val="false"/>
+          <w:bCs w:val="false"/>
+          <w:sz w:val="22"/>
+          <w:szCs w:val="22"/>
+        </w:rPr>
+        <w:t xml:space="preserve">Each product is read several times in parallel (front and back ride one request, so the model sees the panels together), and a field's confidence is the fraction of reads that agree. Anything still doubtful gets a bounded escalation: a stronger model re-reads exactly the doubtful fields, a dedicated judge decides whether the warning prefix is truly bold, and a missing warning gets one zoomed look at a cropped, straightened patch of the label. An escalation may clear a false alarm; none may flip a conflict to pass.</w:t>
+      </w:r>
+    </w:p>
+    <w:p>
+      <w:pPr>
+        <w:spacing w:after="140"/>
+      </w:pPr>
+      <w:r>
+        <w:rPr>
+          <w:b/>
+          <w:bCs/>
+          <w:sz w:val="22"/>
+          <w:szCs w:val="22"/>
+        </w:rPr>
+        <w:t xml:space="preserve">The screens stay out of the way. </w:t>
+      </w:r>
+      <w:r>
+        <w:rPr>
+          <w:b w:val="false"/>
+          <w:bCs w:val="false"/>
+          <w:sz w:val="22"/>
+          <w:szCs w:val="22"/>
+        </w:rPr>
+        <w:t xml:space="preserve">The single screen leads with the application comparison, per the brief. The AI's reading pre-fills every input as a gray suggestion accepted with Tab or one click, which removes the hand re-keying of label fields; one screen, nothing to hunt for, which was the 73-year-old test. A suggestion counts only once a person accepts it, so the model never approves its own work. Batch runs the same engine over a folder of images: fronts and backs pair by filename, and an optional CSV supplies claimed values. Rows stream into a reviewable worklist with automatic retries and a delayed second look at exactly the fields a clean read missed; a header toggle switches between the two screens.</w:t>
+      </w:r>
+    </w:p>
+    <w:p>
+      <w:pPr>
+        <w:spacing w:after="140"/>
+      </w:pPr>
+      <w:r>
+        <w:rPr>
+          <w:b/>
+          <w:bCs/>
+          <w:sz w:val="22"/>
+          <w:szCs w:val="22"/>
+        </w:rPr>
+        <w:t xml:space="preserve">Offline and deterministic. </w:t>
+      </w:r>
+      <w:r>
+        <w:rPr>
+          <w:b w:val="false"/>
+          <w:bCs w:val="false"/>
+          <w:sz w:val="22"/>
+          <w:szCs w:val="22"/>
+        </w:rPr>
+        <w:t xml:space="preserve">The default provider is a mock keyed off fixture filenames, so the 811 tests in 63 files and the 27-case eval run in seconds with zero keys, and CI runs the same gate (typecheck, lint, test, eval, build) on every push to main. Clone the repo, and npm test proves the whole pipeline on your laptop.</w:t>
       </w:r>
     </w:p>
     <w:p>
@@ -312,39 +368,39 @@
           <w:sz w:val="22"/>
           <w:szCs w:val="22"/>
         </w:rPr>
-        <w:t xml:space="preserve">The AI models. </w:t>
-      </w:r>
-      <w:r>
-        <w:rPr>
-          <w:b w:val="false"/>
-          <w:bCs w:val="false"/>
-          <w:sz w:val="22"/>
-          <w:szCs w:val="22"/>
-        </w:rPr>
-        <w:t xml:space="preserve">The deployed demo runs OpenAI gpt-4.1 for extraction, with gpt-5.5 reserved for the narrow judgments (the warning's bold prefix, the focused re-reads of doubtful fields), and I arrived at that split by measurement. Moving extraction itself to the strong model more than doubled the median latency (2.8 to 6.5 seconds in that A/B) for identical verdicts; the same experiment on Gemini also tripped the strong model's 25-requests-per-minute quota, failing 4 of 9 requests outright. So the fast model transcribes, and the strongest model is spent on the one judgment that can hard-fail a label. That rule held on both vendors I measured, and the in-tenant Azure path serves the same model family behind the same interface.</w:t>
-      </w:r>
-    </w:p>
-    <w:p>
-      <w:pPr>
-        <w:spacing w:after="140"/>
-      </w:pPr>
-      <w:r>
-        <w:rPr>
-          <w:b/>
-          <w:bCs/>
-          <w:sz w:val="22"/>
-          <w:szCs w:val="22"/>
-        </w:rPr>
-        <w:t xml:space="preserve">One provider interface, six modes. </w:t>
-      </w:r>
-      <w:r>
-        <w:rPr>
-          <w:b w:val="false"/>
-          <w:bCs w:val="false"/>
-          <w:sz w:val="22"/>
-          <w:szCs w:val="22"/>
-        </w:rPr>
-        <w:t xml:space="preserve">Extraction sits behind a VisionProvider interface with mock, OpenAI, Gemini, Azure OpenAI, Azure Document Intelligence, and an ensemble mode that routes cross-provider disagreement to review. That shape is Marcus's firewall requirement made concrete: the production path is the in-tenant Azure pair, the public demo runs on a single OpenAI key, and switching providers is an env-var change. The offline mock is what keeps the test suite and CI hermetic.</w:t>
+        <w:t xml:space="preserve">The AI models: a fast reader and an expensive judge. </w:t>
+      </w:r>
+      <w:r>
+        <w:rPr>
+          <w:b w:val="false"/>
+          <w:bCs w:val="false"/>
+          <w:sz w:val="22"/>
+          <w:szCs w:val="22"/>
+        </w:rPr>
+        <w:t xml:space="preserve">The demo runs OpenAI gpt-4.1 for extraction and gpt-5.5 only for the narrow judgments (the bold-prefix call, the focused re-reads). I measured the obvious alternative, running everything on the strongest model: identical verdicts, the median more than doubled (2.8 to 6.5 seconds), and the same experiment on Gemini failed 4 of its 9 requests on the Pro model's per-minute quota at that key's tier. Sarah's five-second ceiling made that decisive. Transcription is what current vision models are reliably good at, so the cheap model does the volume work and the expensive one is spent where a single judgment can hard-fail a label. The split held on both vendors I measured, and I trust sampling agreement over any model's self-reported confidence, so the trust mechanism itself is vendor-neutral.</w:t>
+      </w:r>
+    </w:p>
+    <w:p>
+      <w:pPr>
+        <w:spacing w:after="140"/>
+      </w:pPr>
+      <w:r>
+        <w:rPr>
+          <w:b/>
+          <w:bCs/>
+          <w:sz w:val="22"/>
+          <w:szCs w:val="22"/>
+        </w:rPr>
+        <w:t xml:space="preserve">A provider interface, because vendor lock-in already failed here once. </w:t>
+      </w:r>
+      <w:r>
+        <w:rPr>
+          <w:b w:val="false"/>
+          <w:bCs w:val="false"/>
+          <w:sz w:val="22"/>
+          <w:szCs w:val="22"/>
+        </w:rPr>
+        <w:t xml:space="preserve">The last vendor died at Marcus's firewall, so coupling to one endpoint was a stated failure mode, not a hypothetical. Extraction sits behind one VisionProvider interface with six modes: mock, OpenAI, Gemini, Azure OpenAI, Azure Document Intelligence, and an ensemble that routes cross-provider disagreement to review. Production would point at the in-tenant Azure providers (the same model family, inside the tenant the firewall trusts); the public demo runs on a single OpenAI key; switching is an env-var change. The offline mock is the quiet workhorse of the design: it is what makes every test deterministic and lets a reviewer run the entire suite with no keys and no network.</w:t>
       </w:r>
     </w:p>
     <w:p>
@@ -367,53 +423,76 @@
           <w:sz w:val="22"/>
           <w:szCs w:val="22"/>
         </w:rPr>
-        <w:t xml:space="preserve">One TypeScript codebase carries the UI and the API routes, so the model keys stay server-side and there is no second service to build, deploy, or keep in sync. The route handlers run the extraction pipeline, server components render the screens, and the standalone output ships as a small container for the Azure target. Strict TypeScript end to end also means the extracted-field shape is one set of types shared by the pipeline, the UI, and the CSV export. I wanted the plumbing boring and reviewable so the interesting code could be the domain logic.</w:t>
-      </w:r>
-    </w:p>
-    <w:p>
-      <w:pPr>
-        <w:spacing w:after="140"/>
-      </w:pPr>
-      <w:r>
-        <w:rPr>
-          <w:b/>
-          <w:bCs/>
-          <w:sz w:val="22"/>
-          <w:szCs w:val="22"/>
-        </w:rPr>
-        <w:t xml:space="preserve">Why Vercel for the demo. </w:t>
-      </w:r>
-      <w:r>
-        <w:rPr>
-          <w:b w:val="false"/>
-          <w:bCs w:val="false"/>
-          <w:sz w:val="22"/>
-          <w:szCs w:val="22"/>
-        </w:rPr>
-        <w:t xml:space="preserve">I wanted a reviewer inside the running app one click after opening the repo, and Vercel auto-deploys this repo's main branch with zero configuration. It is deliberately just the demo host: the firewall requirement points production at in-tenant Azure, which is why the repo ships a multi-stage Dockerfile with documented App Service and Container Apps paths. Vercel is the shortest path from the repo to a working demo in your browser; Azure is where it would actually live.</w:t>
-      </w:r>
-    </w:p>
-    <w:p>
-      <w:pPr>
-        <w:spacing w:after="140"/>
-      </w:pPr>
-      <w:r>
-        <w:rPr>
-          <w:b/>
-          <w:bCs/>
-          <w:sz w:val="22"/>
-          <w:szCs w:val="22"/>
-        </w:rPr>
-        <w:t xml:space="preserve">Why deterministic comparators instead of letting the model judge. </w:t>
-      </w:r>
-      <w:r>
-        <w:rPr>
-          <w:b w:val="false"/>
-          <w:bCs w:val="false"/>
-          <w:sz w:val="22"/>
-          <w:szCs w:val="22"/>
-        </w:rPr>
-        <w:t xml:space="preserve">A compliance verdict has to be auditable and reproducible. "The model felt the brand matched" is not an answer a government reviewer can act on, so the model never makes the final call. The statutory warning text lives in one constant guarded by a verbatim unit test, and the check is a strict character-for-character comparison against it.</w:t>
+        <w:t xml:space="preserve">The honest alternatives were a React SPA with a separate API service, or a Python backend for the model calls. Both mean two deployables, two type systems, and API keys living in a second codebase. Next.js collapses that: one strict-TypeScript codebase where route handlers run the pipeline server-side (keys never reach the browser), server components render the screens, and the extracted-field shape is one set of types shared by the pipeline, the UI, and the CSV export, so the field list cannot drift between layers. The standalone build ships as a small container for the Azure target. It is also deliberately boring: a reviewer finds the API route and the page exactly where Next.js puts them. I wanted the plumbing unremarkable so the thinking worth reviewing could live in the domain logic.</w:t>
+      </w:r>
+    </w:p>
+    <w:p>
+      <w:pPr>
+        <w:spacing w:after="140"/>
+      </w:pPr>
+      <w:r>
+        <w:rPr>
+          <w:b/>
+          <w:bCs/>
+          <w:sz w:val="22"/>
+          <w:szCs w:val="22"/>
+        </w:rPr>
+        <w:t xml:space="preserve">The rest of the stack, briefly. </w:t>
+      </w:r>
+      <w:r>
+        <w:rPr>
+          <w:b w:val="false"/>
+          <w:bCs w:val="false"/>
+          <w:sz w:val="22"/>
+          <w:szCs w:val="22"/>
+        </w:rPr>
+        <w:t xml:space="preserve">TypeScript strict, because compliance code is exactly where an implicit any hides a bug. Tailwind, because the accessibility rules (4.5:1 contrast in both themes, 44-pixel targets, visible focus) are tokens applied at the point of use, where a stylesheet that drifts from its markup cannot hide. Vitest, because a suite that finishes in about five seconds gets run on every save, and a suite that gets run is the only kind that helps. sharp is the one extra runtime dependency, for the server-side crop and upscale behind the warning check. And no database, on purpose: Marcus said standalone with no PII, so nothing is stored and there is nothing to secure, back up, or migrate.</w:t>
+      </w:r>
+    </w:p>
+    <w:p>
+      <w:pPr>
+        <w:spacing w:after="140"/>
+      </w:pPr>
+      <w:r>
+        <w:rPr>
+          <w:b/>
+          <w:bCs/>
+          <w:sz w:val="22"/>
+          <w:szCs w:val="22"/>
+        </w:rPr>
+        <w:t xml:space="preserve">Why Vercel for the demo, Azure for production. </w:t>
+      </w:r>
+      <w:r>
+        <w:rPr>
+          <w:b w:val="false"/>
+          <w:bCs w:val="false"/>
+          <w:sz w:val="22"/>
+          <w:szCs w:val="22"/>
+        </w:rPr>
+        <w:t xml:space="preserve">I wanted a reviewer inside the running app one click after opening the repo, and Vercel auto-deploys this repo's main branch with zero configuration. It is only the demo host: the firewall requirement points production at in-tenant Azure, which is why the repo ships a multi-stage Dockerfile with documented App Service and Container Apps paths. Vercel is the shortest path to a working demo in your browser; Azure is where it would actually live.</w:t>
+      </w:r>
+    </w:p>
+    <w:p>
+      <w:pPr>
+        <w:spacing w:after="140"/>
+      </w:pPr>
+      <w:r>
+        <w:rPr>
+          <w:b/>
+          <w:bCs/>
+          <w:sz w:val="22"/>
+          <w:szCs w:val="22"/>
+        </w:rPr>
+        <w:t xml:space="preserve">Deterministic comparators, because the verdict must survive an audit. </w:t>
+      </w:r>
+      <w:r>
+        <w:rPr>
+          <w:b w:val="false"/>
+          <w:bCs w:val="false"/>
+          <w:sz w:val="22"/>
+          <w:szCs w:val="22"/>
+        </w:rPr>
+        <w:t xml:space="preserve">A compliance verdict has to be auditable and reproducible. "The model felt the brand matched" is not an answer a government reviewer can act on, so the model never makes the final call.</w:t>
       </w:r>
     </w:p>
     <w:p>
@@ -437,6 +516,18 @@
           <w:szCs w:val="22"/>
         </w:rPr>
         <w:t xml:space="preserve">Deploy the container in-tenant with provisioned model quota behind the agency gateway (authentication and rate limiting), then layout-preserving OCR to unlock the type-size and placement rules that text-only extraction cannot check, then a sampled human-audit loop over auto-approvals so the false-approval rate keeps getting measured once real labels flow through it. COLA integration goes last; reaching that system is procurement work before it is engineering work.</w:t>
+      </w:r>
+    </w:p>
+    <w:p>
+      <w:pPr>
+        <w:spacing w:after="140"/>
+      </w:pPr>
+      <w:r>
+        <w:rPr>
+          <w:sz w:val="22"/>
+          <w:szCs w:val="22"/>
+        </w:rPr>
+        <w:t xml:space="preserve">One pattern runs through all of it: decide by measurement, gate the build on the error class you refuse to ship, and route uncertainty to people.</w:t>
       </w:r>
     </w:p>
     <w:sectPr>

--- a/docs/TTB-Label-Verifier-Approach-and-Design.docx
+++ b/docs/TTB-Label-Verifier-Approach-and-Design.docx
@@ -53,7 +53,7 @@
         </w:rPr>
         <w:t xml:space="preserve">   ·   June 2026   ·   </w:t>
       </w:r>
-      <w:hyperlink w:history="1" r:id="rIdcxxeenc_iiwhfneujxmno">
+      <w:hyperlink w:history="1" r:id="rIdoka9lecyaltk1o8vmnt6b">
         <w:r>
           <w:rPr>
             <w:rStyle w:val="Hyperlink"/>
@@ -70,7 +70,7 @@
         </w:rPr>
         <w:t xml:space="preserve">   ·   </w:t>
       </w:r>
-      <w:hyperlink w:history="1" r:id="rIdwlhlg1qzybu-bvhbsi1qr">
+      <w:hyperlink w:history="1" r:id="rIdmepphlisgca8qclcipkdf">
         <w:r>
           <w:rPr>
             <w:rStyle w:val="Hyperlink"/>
@@ -91,38 +91,38 @@
     </w:p>
     <w:p>
       <w:pPr>
-        <w:spacing w:after="140"/>
-      </w:pPr>
-      <w:r>
-        <w:rPr>
-          <w:sz w:val="22"/>
-          <w:szCs w:val="22"/>
-        </w:rPr>
-        <w:t xml:space="preserve">A compliance agent at TTB, the Alcohol and Tobacco Tax and Trade Bureau, uploads photos of an alcohol label. A vision model reads them into the full set of TTB-required fields, and deterministic code checks the label against the application and against TTB's rules, field by field: brand name, alcohol content within the legal tolerance for its class, the statutory government warning word for word, and the rest. The verdict is Approve, Needs review, or Reject, with a card per field saying how it was compared and why. A batch screen runs the same engine over a few hundred labels at once; every read exports as JSON or CSV.</w:t>
-      </w:r>
-    </w:p>
-    <w:p>
-      <w:pPr>
-        <w:spacing w:after="140"/>
-      </w:pPr>
-      <w:r>
-        <w:rPr>
-          <w:sz w:val="22"/>
-          <w:szCs w:val="22"/>
-        </w:rPr>
-        <w:t xml:space="preserve">You can check this yourself in two minutes. Open the live demo, click "Load the sample label", accept the AI's suggestions, and a real front-and-back spirits pair reads as one product and lands on Approve. Load the defective-warning version and the same flow ends in Reject, citing 27 CFR 16.22(a)(2), because that back label prints the warning prefix in title case. That is the exact rejection one of the interviewed agents described, reproduced live.</w:t>
-      </w:r>
-    </w:p>
-    <w:p>
-      <w:pPr>
-        <w:spacing w:after="140"/>
-      </w:pPr>
-      <w:r>
-        <w:rPr>
-          <w:sz w:val="22"/>
-          <w:szCs w:val="22"/>
-        </w:rPr>
-        <w:t xml:space="preserve">Three numbers carried the design. The suite is 811 tests that run offline in seconds with no API keys. CI fails the build if approve precision drops below 98 percent on the 27 labeled cases (it scores 100 today), because a false approval is the one error I decided this tool would not ship: an unnecessary review costs an agent minutes, a false approval costs the tool its trust. And the deployed demo measured a 3.1-second median (5.2 at p95) against the brief's five-second ceiling; the bundled clean pair runs six to nine seconds, and the defective pair closer to thirteen, because the tool takes one zoomed look at the warning before committing to a hard Reject.</w:t>
+        <w:spacing w:after="120"/>
+      </w:pPr>
+      <w:r>
+        <w:rPr>
+          <w:sz w:val="22"/>
+          <w:szCs w:val="22"/>
+        </w:rPr>
+        <w:t xml:space="preserve">Here is the whole tool in one paragraph. A TTB agent uploads photos of an alcohol label. An AI model reads the photos and writes down what the label says: the brand name, the alcohol content, the net contents, the government warning, and the rest of the fields TTB cares about. Then ordinary code, not the AI, compares each field against what the applicant claimed and against TTB's rules, and shows a verdict of Approve, Needs review, or Reject, with a short explanation under every field. A second screen does the same thing for a few hundred labels at once, and everything downloads as JSON or CSV.</w:t>
+      </w:r>
+    </w:p>
+    <w:p>
+      <w:pPr>
+        <w:spacing w:after="120"/>
+      </w:pPr>
+      <w:r>
+        <w:rPr>
+          <w:sz w:val="22"/>
+          <w:szCs w:val="22"/>
+        </w:rPr>
+        <w:t xml:space="preserve">The fastest way to judge it is to use it. Open the live demo and click "Load the sample label". A real front-and-back whisky label loads, the AI reads both photos together, and accepting its suggestions walks you to an Approve. Then click "Load the defective-warning version". The same flow ends in a Reject, and the reason names the regulation: the warning prefix on that label is printed in title case, and 27 CFR 16.22(a)(2) requires capitals and bold. One of the interviewed agents described rejecting labels for exactly that mistake; the demo replays her scenario live.</w:t>
+      </w:r>
+    </w:p>
+    <w:p>
+      <w:pPr>
+        <w:spacing w:after="120"/>
+      </w:pPr>
+      <w:r>
+        <w:rPr>
+          <w:sz w:val="22"/>
+          <w:szCs w:val="22"/>
+        </w:rPr>
+        <w:t xml:space="preserve">Three numbers tell you most of the story. The test suite is 811 tests, and it runs offline in a few seconds with no API keys, so anyone can verify the behavior on a laptop. The evaluation gate in CI fails the build if precision on approvals drops below 98 percent across 27 labeled cases; it scores 100 today. I set that gate because the two kinds of mistake are not equal: sending a fine label to review wastes minutes, while quietly approving a bad one would sink the tool's credibility. And speed: the deployed demo answers in a median of 3.1 seconds against the brief's rough five-second limit; the slowest of fifteen measured reads took 5.2, and that was the first one, while the server was still waking up. The bundled sample runs longer: six to nine seconds clean, because it is a front-and-back pair with twice the label to read, and about thirteen with the defect, because the tool takes one extra zoomed look at the warning before committing to a hard Reject.</w:t>
       </w:r>
     </w:p>
     <w:p>
@@ -135,19 +135,19 @@
     </w:p>
     <w:p>
       <w:pPr>
-        <w:spacing w:after="140"/>
-      </w:pPr>
-      <w:r>
-        <w:rPr>
-          <w:sz w:val="22"/>
-          <w:szCs w:val="22"/>
-        </w:rPr>
-        <w:t xml:space="preserve">Four voices run through the discovery notes, and each one set a requirement I treated as hard.</w:t>
-      </w:r>
-    </w:p>
-    <w:p>
-      <w:pPr>
-        <w:spacing w:after="140"/>
+        <w:spacing w:after="120"/>
+      </w:pPr>
+      <w:r>
+        <w:rPr>
+          <w:sz w:val="22"/>
+          <w:szCs w:val="22"/>
+        </w:rPr>
+        <w:t xml:space="preserve">The brief included notes from four discovery interviews, and each person gave me something specific to build against.</w:t>
+      </w:r>
+    </w:p>
+    <w:p>
+      <w:pPr>
+        <w:spacing w:after="120"/>
       </w:pPr>
       <w:r>
         <w:rPr>
@@ -165,58 +165,58 @@
           <w:sz w:val="22"/>
           <w:szCs w:val="22"/>
         </w:rPr>
-        <w:t xml:space="preserve">, said results must come back in about five seconds: the previous scanning vendor took 30 to 40 seconds per label and was abandoned. Her agents range from fresh graduates to a 73-year-old she considers the benchmark user, and importers dump 200 to 300 applications at once.</w:t>
-      </w:r>
-    </w:p>
-    <w:p>
-      <w:pPr>
-        <w:spacing w:after="140"/>
-      </w:pPr>
-      <w:r>
-        <w:rPr>
-          <w:b/>
-          <w:bCs/>
-          <w:sz w:val="22"/>
-          <w:szCs w:val="22"/>
-        </w:rPr>
-        <w:t xml:space="preserve">Marcus, in IT</w:t>
-      </w:r>
-      <w:r>
-        <w:rPr>
-          <w:b w:val="false"/>
-          <w:bCs w:val="false"/>
-          <w:sz w:val="22"/>
-          <w:szCs w:val="22"/>
-        </w:rPr>
-        <w:t xml:space="preserve">, explained that the outbound firewall had blocked the last vendor's ML endpoints, that they are an Azure shop, and that this prototype should stand alone, with no PII stored and no integration with COLA (TTB's label-approval filing system).</w:t>
-      </w:r>
-    </w:p>
-    <w:p>
-      <w:pPr>
-        <w:spacing w:after="140"/>
-      </w:pPr>
-      <w:r>
-        <w:rPr>
-          <w:b/>
-          <w:bCs/>
-          <w:sz w:val="22"/>
-          <w:szCs w:val="22"/>
-        </w:rPr>
-        <w:t xml:space="preserve">Dave, a 28-year agent</w:t>
-      </w:r>
-      <w:r>
-        <w:rPr>
-          <w:b w:val="false"/>
-          <w:bCs w:val="false"/>
-          <w:sz w:val="22"/>
-          <w:szCs w:val="22"/>
-        </w:rPr>
-        <w:t xml:space="preserve">, gave the false-rejection warning: STONE'S THROW and Stone's Throw are obviously the same product, and a tool doing rigid pattern matching would flood his queue with false rejections.</w:t>
-      </w:r>
-    </w:p>
-    <w:p>
-      <w:pPr>
-        <w:spacing w:after="140"/>
+        <w:t xml:space="preserve">, cared most about speed. Her office had already tried a scanning vendor whose tool took 30 to 40 seconds per label, and her agents simply stopped using it, so anything slower than about five seconds is dead on arrival. She also told me who would use it: agents ranging from fresh graduates to a 73-year-old she considers her benchmark user. And she told me about the workload: importers drop 200 to 300 applications on the office at once.</w:t>
+      </w:r>
+    </w:p>
+    <w:p>
+      <w:pPr>
+        <w:spacing w:after="120"/>
+      </w:pPr>
+      <w:r>
+        <w:rPr>
+          <w:b/>
+          <w:bCs/>
+          <w:sz w:val="22"/>
+          <w:szCs w:val="22"/>
+        </w:rPr>
+        <w:t xml:space="preserve">Marcus, from IT</w:t>
+      </w:r>
+      <w:r>
+        <w:rPr>
+          <w:b w:val="false"/>
+          <w:bCs w:val="false"/>
+          <w:sz w:val="22"/>
+          <w:szCs w:val="22"/>
+        </w:rPr>
+        <w:t xml:space="preserve">, explained why the last vendor really died: the outbound firewall blocks third-party machine-learning endpoints, and they are an Azure shop. He also set the boundaries for a prototype: standalone, no personal data stored, and no integration with COLA, TTB's label-approval filing system.</w:t>
+      </w:r>
+    </w:p>
+    <w:p>
+      <w:pPr>
+        <w:spacing w:after="120"/>
+      </w:pPr>
+      <w:r>
+        <w:rPr>
+          <w:b/>
+          <w:bCs/>
+          <w:sz w:val="22"/>
+          <w:szCs w:val="22"/>
+        </w:rPr>
+        <w:t xml:space="preserve">Dave, an agent for 28 years</w:t>
+      </w:r>
+      <w:r>
+        <w:rPr>
+          <w:b w:val="false"/>
+          <w:bCs w:val="false"/>
+          <w:sz w:val="22"/>
+          <w:szCs w:val="22"/>
+        </w:rPr>
+        <w:t xml:space="preserve">, warned me about false rejections. STONE'S THROW and Stone's Throw are obviously the same brand to a person, and a tool that compares strings blindly would flood his queue with bogus rejections.</w:t>
+      </w:r>
+    </w:p>
+    <w:p>
+      <w:pPr>
+        <w:spacing w:after="120"/>
       </w:pPr>
       <w:r>
         <w:rPr>
@@ -234,19 +234,19 @@
           <w:sz w:val="22"/>
           <w:szCs w:val="22"/>
         </w:rPr>
-        <w:t xml:space="preserve">, described the strictest check: the government warning must match the statute word for word, with GOVERNMENT WARNING: in capital letters and bold; title case gets rejected. And badly photographed labels are out of scope but should fail gracefully.</w:t>
-      </w:r>
-    </w:p>
-    <w:p>
-      <w:pPr>
-        <w:spacing w:after="140"/>
-      </w:pPr>
-      <w:r>
-        <w:rPr>
-          <w:sz w:val="22"/>
-          <w:szCs w:val="22"/>
-        </w:rPr>
-        <w:t xml:space="preserve">So: a five-second budget, a screen a 73-year-old can use without hunting, batch at importer scale, extraction that survives the firewall, tolerant brand matching, a strict warning check, and graceful failure on bad photos. Jenny's last line became the error model for the whole tool. It is allowed to say it is not sure; it is never allowed to be silently wrong.</w:t>
+        <w:t xml:space="preserve">, described the strictest check she performs. The government warning must match the statute word for word, the "GOVERNMENT WARNING:" prefix must be in capitals and bold, and a title-case prefix gets the label rejected. She also asked that badly photographed labels fail gracefully instead of producing nonsense.</w:t>
+      </w:r>
+    </w:p>
+    <w:p>
+      <w:pPr>
+        <w:spacing w:after="120"/>
+      </w:pPr>
+      <w:r>
+        <w:rPr>
+          <w:sz w:val="22"/>
+          <w:szCs w:val="22"/>
+        </w:rPr>
+        <w:t xml:space="preserve">Most of those became features. Jenny's last request became a principle that shaped everything else: the tool may admit it is not sure, but it may never be quietly wrong.</w:t>
       </w:r>
     </w:p>
     <w:p>
@@ -259,94 +259,94 @@
     </w:p>
     <w:p>
       <w:pPr>
-        <w:spacing w:after="140"/>
-      </w:pPr>
-      <w:r>
-        <w:rPr>
-          <w:b/>
-          <w:bCs/>
-          <w:sz w:val="22"/>
-          <w:szCs w:val="22"/>
-        </w:rPr>
-        <w:t xml:space="preserve">AI extracts, code decides. </w:t>
-      </w:r>
-      <w:r>
-        <w:rPr>
-          <w:b w:val="false"/>
-          <w:bCs w:val="false"/>
-          <w:sz w:val="22"/>
-          <w:szCs w:val="22"/>
-        </w:rPr>
-        <w:t xml:space="preserve">The vision model has exactly one job: transcribe the label images into structured fields, each with a confidence. Every pass, review, or fail after that is plain, unit-tested TypeScript: comparators tolerant of case and punctuation (STONE'S THROW and Stone's Throw compare equal, and a near miss routes to review, not reject), a completeness matrix for what each beverage class must carry, and the statutory constants (the 27 CFR 16.21 warning text, the per-class alcohol tolerances) in one hand-verified module guarded by tests. A rejection therefore cites a rule, not a model's opinion.</w:t>
-      </w:r>
-    </w:p>
-    <w:p>
-      <w:pPr>
-        <w:spacing w:after="140"/>
-      </w:pPr>
-      <w:r>
-        <w:rPr>
-          <w:b/>
-          <w:bCs/>
-          <w:sz w:val="22"/>
-          <w:szCs w:val="22"/>
-        </w:rPr>
-        <w:t xml:space="preserve">Trust is measured, not assumed. </w:t>
-      </w:r>
-      <w:r>
-        <w:rPr>
-          <w:b w:val="false"/>
-          <w:bCs w:val="false"/>
-          <w:sz w:val="22"/>
-          <w:szCs w:val="22"/>
-        </w:rPr>
-        <w:t xml:space="preserve">Each product is read several times in parallel (front and back ride one request, so the model sees the panels together), and a field's confidence is the fraction of reads that agree. Anything still doubtful gets a bounded escalation: a stronger model re-reads exactly the doubtful fields, a dedicated judge decides whether the warning prefix is truly bold, and a missing warning gets one zoomed look at a cropped, straightened patch of the label. An escalation may clear a false alarm; none may flip a conflict to pass.</w:t>
-      </w:r>
-    </w:p>
-    <w:p>
-      <w:pPr>
-        <w:spacing w:after="140"/>
-      </w:pPr>
-      <w:r>
-        <w:rPr>
-          <w:b/>
-          <w:bCs/>
-          <w:sz w:val="22"/>
-          <w:szCs w:val="22"/>
-        </w:rPr>
-        <w:t xml:space="preserve">The screens stay out of the way. </w:t>
-      </w:r>
-      <w:r>
-        <w:rPr>
-          <w:b w:val="false"/>
-          <w:bCs w:val="false"/>
-          <w:sz w:val="22"/>
-          <w:szCs w:val="22"/>
-        </w:rPr>
-        <w:t xml:space="preserve">The single screen leads with the application comparison, per the brief. The AI's reading pre-fills every input as a gray suggestion accepted with Tab or one click, which removes the hand re-keying of label fields; one screen, nothing to hunt for, which was the 73-year-old test. A suggestion counts only once a person accepts it, so the model never approves its own work. Batch runs the same engine over a folder of images: fronts and backs pair by filename, and an optional CSV supplies claimed values. Rows stream into a reviewable worklist with automatic retries and a delayed second look at exactly the fields a clean read missed; a header toggle switches between the two screens.</w:t>
-      </w:r>
-    </w:p>
-    <w:p>
-      <w:pPr>
-        <w:spacing w:after="140"/>
-      </w:pPr>
-      <w:r>
-        <w:rPr>
-          <w:b/>
-          <w:bCs/>
-          <w:sz w:val="22"/>
-          <w:szCs w:val="22"/>
-        </w:rPr>
-        <w:t xml:space="preserve">Offline and deterministic. </w:t>
-      </w:r>
-      <w:r>
-        <w:rPr>
-          <w:b w:val="false"/>
-          <w:bCs w:val="false"/>
-          <w:sz w:val="22"/>
-          <w:szCs w:val="22"/>
-        </w:rPr>
-        <w:t xml:space="preserve">The default provider is a mock keyed off fixture filenames, so the 811 tests in 63 files and the 27-case eval run in seconds with zero keys, and CI runs the same gate (typecheck, lint, test, eval, build) on every push to main. Clone the repo, and npm test proves the whole pipeline on your laptop.</w:t>
+        <w:spacing w:after="120"/>
+      </w:pPr>
+      <w:r>
+        <w:rPr>
+          <w:b/>
+          <w:bCs/>
+          <w:sz w:val="22"/>
+          <w:szCs w:val="22"/>
+        </w:rPr>
+        <w:t xml:space="preserve">The AI reads, the code decides. </w:t>
+      </w:r>
+      <w:r>
+        <w:rPr>
+          <w:b w:val="false"/>
+          <w:bCs w:val="false"/>
+          <w:sz w:val="22"/>
+          <w:szCs w:val="22"/>
+        </w:rPr>
+        <w:t xml:space="preserve">The model's only job is transcription: look at the photos and write down what the label says. Everything that decides comes after, in ordinary unit-tested TypeScript. The brand comparison forgives case and punctuation, so STONE'S THROW equals Stone's Throw, and a near miss goes to a human instead of an automatic reject. A rules table knows which elements each beverage class must carry. The legally exact text, like the government warning and the per-class alcohol tolerances, lives in one hand-checked module that the tests guard. I built it this way because a rejection has to be explainable to an auditor after the fact: the reason is always a rule with a citation.</w:t>
+      </w:r>
+    </w:p>
+    <w:p>
+      <w:pPr>
+        <w:spacing w:after="120"/>
+      </w:pPr>
+      <w:r>
+        <w:rPr>
+          <w:b/>
+          <w:bCs/>
+          <w:sz w:val="22"/>
+          <w:szCs w:val="22"/>
+        </w:rPr>
+        <w:t xml:space="preserve">Confidence is measured, not asked for. </w:t>
+      </w:r>
+      <w:r>
+        <w:rPr>
+          <w:b w:val="false"/>
+          <w:bCs w:val="false"/>
+          <w:sz w:val="22"/>
+          <w:szCs w:val="22"/>
+        </w:rPr>
+        <w:t xml:space="preserve">A model will happily misread a blurry number and report full confidence while doing it, so I do not use self-reported confidence at all. Each product is read several times in parallel instead, and a field's confidence is simply how many of those reads agree. The front and back photos travel in one request, so the model sees the whole product at once. When a field stays doubtful after the vote, the tool escalates in small bounded steps: a stronger model re-reads just the doubtful fields; a dedicated check judges whether the warning prefix is truly bold; and if the warning seems missing, the tool crops that region of the photo, straightens it, enlarges it, and looks again. An escalation can clear a false alarm. It can never overturn a conflict and quietly pass the label.</w:t>
+      </w:r>
+    </w:p>
+    <w:p>
+      <w:pPr>
+        <w:spacing w:after="120"/>
+      </w:pPr>
+      <w:r>
+        <w:rPr>
+          <w:b/>
+          <w:bCs/>
+          <w:sz w:val="22"/>
+          <w:szCs w:val="22"/>
+        </w:rPr>
+        <w:t xml:space="preserve">The screens stay out of the agent's way. </w:t>
+      </w:r>
+      <w:r>
+        <w:rPr>
+          <w:b w:val="false"/>
+          <w:bCs w:val="false"/>
+          <w:sz w:val="22"/>
+          <w:szCs w:val="22"/>
+        </w:rPr>
+        <w:t xml:space="preserve">The single-label screen leads with the comparison the brief asked about: label versus application. The AI's reading appears as gray suggestions inside the form, and the agent accepts each with Tab or all of them with one click, so nobody retypes what the label already says. Nothing counts until a person accepts it, so the model never approves its own work. The batch screen runs the same engine over a whole folder: photos pair up by filename, an optional CSV supplies what each applicant claimed, and results stream into a worklist the agent can triage. If a label read cleanly but a required field came back empty, the tool quietly retries just those fields about twelve seconds later and flags anything it finds for review.</w:t>
+      </w:r>
+    </w:p>
+    <w:p>
+      <w:pPr>
+        <w:spacing w:after="120"/>
+      </w:pPr>
+      <w:r>
+        <w:rPr>
+          <w:b/>
+          <w:bCs/>
+          <w:sz w:val="22"/>
+          <w:szCs w:val="22"/>
+        </w:rPr>
+        <w:t xml:space="preserve">Everything runs offline by default. </w:t>
+      </w:r>
+      <w:r>
+        <w:rPr>
+          <w:b w:val="false"/>
+          <w:bCs w:val="false"/>
+          <w:sz w:val="22"/>
+          <w:szCs w:val="22"/>
+        </w:rPr>
+        <w:t xml:space="preserve">The default AI provider is a mock that recognizes the bundled test images, which means the 811 tests in 63 files and the 27-label evaluation run in seconds, deterministically, with no keys and no network. CI runs the identical gate on every push to main: types, lint, tests, evaluation, build. Clone the repo, run npm test, and the whole pipeline proves itself on your machine before you ever add an API key.</w:t>
       </w:r>
     </w:p>
     <w:p>
@@ -359,53 +359,53 @@
     </w:p>
     <w:p>
       <w:pPr>
-        <w:spacing w:after="140"/>
-      </w:pPr>
-      <w:r>
-        <w:rPr>
-          <w:b/>
-          <w:bCs/>
-          <w:sz w:val="22"/>
-          <w:szCs w:val="22"/>
-        </w:rPr>
-        <w:t xml:space="preserve">The AI models: a fast reader and an expensive judge. </w:t>
-      </w:r>
-      <w:r>
-        <w:rPr>
-          <w:b w:val="false"/>
-          <w:bCs w:val="false"/>
-          <w:sz w:val="22"/>
-          <w:szCs w:val="22"/>
-        </w:rPr>
-        <w:t xml:space="preserve">The demo runs OpenAI gpt-4.1 for extraction and gpt-5.5 only for the narrow judgments (the bold-prefix call, the focused re-reads). I measured the obvious alternative, running everything on the strongest model: identical verdicts, the median more than doubled (2.8 to 6.5 seconds), and the same experiment on Gemini failed 4 of its 9 requests on the Pro model's per-minute quota at that key's tier. Sarah's five-second ceiling made that decisive. Transcription is what current vision models are reliably good at, so the cheap model does the volume work and the expensive one is spent where a single judgment can hard-fail a label. The split held on both vendors I measured, and I trust sampling agreement over any model's self-reported confidence, so the trust mechanism itself is vendor-neutral.</w:t>
-      </w:r>
-    </w:p>
-    <w:p>
-      <w:pPr>
-        <w:spacing w:after="140"/>
-      </w:pPr>
-      <w:r>
-        <w:rPr>
-          <w:b/>
-          <w:bCs/>
-          <w:sz w:val="22"/>
-          <w:szCs w:val="22"/>
-        </w:rPr>
-        <w:t xml:space="preserve">A provider interface, because vendor lock-in already failed here once. </w:t>
-      </w:r>
-      <w:r>
-        <w:rPr>
-          <w:b w:val="false"/>
-          <w:bCs w:val="false"/>
-          <w:sz w:val="22"/>
-          <w:szCs w:val="22"/>
-        </w:rPr>
-        <w:t xml:space="preserve">The last vendor died at Marcus's firewall, so coupling to one endpoint was a stated failure mode, not a hypothetical. Extraction sits behind one VisionProvider interface with six modes: mock, OpenAI, Gemini, Azure OpenAI, Azure Document Intelligence, and an ensemble that routes cross-provider disagreement to review. Production would point at the in-tenant Azure providers (the same model family, inside the tenant the firewall trusts); the public demo runs on a single OpenAI key; switching is an env-var change. The offline mock is the quiet workhorse of the design: it is what makes every test deterministic and lets a reviewer run the entire suite with no keys and no network.</w:t>
-      </w:r>
-    </w:p>
-    <w:p>
-      <w:pPr>
-        <w:spacing w:after="140"/>
+        <w:spacing w:after="120"/>
+      </w:pPr>
+      <w:r>
+        <w:rPr>
+          <w:b/>
+          <w:bCs/>
+          <w:sz w:val="22"/>
+          <w:szCs w:val="22"/>
+        </w:rPr>
+        <w:t xml:space="preserve">The model split: a fast reader and an expensive judge. </w:t>
+      </w:r>
+      <w:r>
+        <w:rPr>
+          <w:b w:val="false"/>
+          <w:bCs w:val="false"/>
+          <w:sz w:val="22"/>
+          <w:szCs w:val="22"/>
+        </w:rPr>
+        <w:t xml:space="preserve">My first instinct was to run everything on the strongest model available, so I tried that and measured it. The verdicts did not change at all, but the median time more than doubled, from 2.8 seconds to 6.5. When I repeated the experiment on Google's models, the strong model also started failing requests outright (4 of 9) on its per-minute quota at my key's tier. Against Sarah's five-second limit, that settled it. Reading printed text is the part today's vision models are already good at, so the affordable model (gpt-4.1) does all of the reading, and the expensive one (gpt-5.5) is saved for the few judgments where one call can hard-fail a label, like whether the warning prefix is bold. The same pattern held on both vendors I measured, so the slowdown seems to come from the problem itself rather than from any one vendor's setup.</w:t>
+      </w:r>
+    </w:p>
+    <w:p>
+      <w:pPr>
+        <w:spacing w:after="120"/>
+      </w:pPr>
+      <w:r>
+        <w:rPr>
+          <w:b/>
+          <w:bCs/>
+          <w:sz w:val="22"/>
+          <w:szCs w:val="22"/>
+        </w:rPr>
+        <w:t xml:space="preserve">A provider interface, because lock-in already killed the last tool. </w:t>
+      </w:r>
+      <w:r>
+        <w:rPr>
+          <w:b w:val="false"/>
+          <w:bCs w:val="false"/>
+          <w:sz w:val="22"/>
+          <w:szCs w:val="22"/>
+        </w:rPr>
+        <w:t xml:space="preserve">The previous vendor's product died when the firewall blocked its endpoints. I did not want to inherit that single point of failure, so the AI sits behind one small interface with six interchangeable modes: the offline mock, OpenAI, Google Gemini, Azure OpenAI, Azure Document Intelligence, and an ensemble mode that runs two providers and sends any disagreement to a human. The public demo runs on one OpenAI key. Production would run the Azure providers, the same family of models but inside the tenant the firewall already trusts. Switching between any of these is an environment variable, not a rewrite.</w:t>
+      </w:r>
+    </w:p>
+    <w:p>
+      <w:pPr>
+        <w:spacing w:after="120"/>
       </w:pPr>
       <w:r>
         <w:rPr>
@@ -423,81 +423,58 @@
           <w:sz w:val="22"/>
           <w:szCs w:val="22"/>
         </w:rPr>
-        <w:t xml:space="preserve">The honest alternatives were a React SPA with a separate API service, or a Python backend for the model calls. Both mean two deployables, two type systems, and API keys living in a second codebase. Next.js collapses that: one strict-TypeScript codebase where route handlers run the pipeline server-side (keys never reach the browser), server components render the screens, and the extracted-field shape is one set of types shared by the pipeline, the UI, and the CSV export, so the field list cannot drift between layers. The standalone build ships as a small container for the Azure target. It is also deliberately boring: a reviewer finds the API route and the page exactly where Next.js puts them. I wanted the plumbing unremarkable so the thinking worth reviewing could live in the domain logic.</w:t>
-      </w:r>
-    </w:p>
-    <w:p>
-      <w:pPr>
-        <w:spacing w:after="140"/>
-      </w:pPr>
-      <w:r>
-        <w:rPr>
-          <w:b/>
-          <w:bCs/>
-          <w:sz w:val="22"/>
-          <w:szCs w:val="22"/>
-        </w:rPr>
-        <w:t xml:space="preserve">The rest of the stack, briefly. </w:t>
-      </w:r>
-      <w:r>
-        <w:rPr>
-          <w:b w:val="false"/>
-          <w:bCs w:val="false"/>
-          <w:sz w:val="22"/>
-          <w:szCs w:val="22"/>
-        </w:rPr>
-        <w:t xml:space="preserve">TypeScript strict, because compliance code is exactly where an implicit any hides a bug. Tailwind, because the accessibility rules (4.5:1 contrast in both themes, 44-pixel targets, visible focus) are tokens applied at the point of use, where a stylesheet that drifts from its markup cannot hide. Vitest, because a suite that finishes in about five seconds gets run on every save, and a suite that gets run is the only kind that helps. sharp is the one extra runtime dependency, for the server-side crop and upscale behind the warning check. And no database, on purpose: Marcus said standalone with no PII, so nothing is stored and there is nothing to secure, back up, or migrate.</w:t>
-      </w:r>
-    </w:p>
-    <w:p>
-      <w:pPr>
-        <w:spacing w:after="140"/>
-      </w:pPr>
-      <w:r>
-        <w:rPr>
-          <w:b/>
-          <w:bCs/>
-          <w:sz w:val="22"/>
-          <w:szCs w:val="22"/>
-        </w:rPr>
-        <w:t xml:space="preserve">Why Vercel for the demo, Azure for production. </w:t>
-      </w:r>
-      <w:r>
-        <w:rPr>
-          <w:b w:val="false"/>
-          <w:bCs w:val="false"/>
-          <w:sz w:val="22"/>
-          <w:szCs w:val="22"/>
-        </w:rPr>
-        <w:t xml:space="preserve">I wanted a reviewer inside the running app one click after opening the repo, and Vercel auto-deploys this repo's main branch with zero configuration. It is only the demo host: the firewall requirement points production at in-tenant Azure, which is why the repo ships a multi-stage Dockerfile with documented App Service and Container Apps paths. Vercel is the shortest path to a working demo in your browser; Azure is where it would actually live.</w:t>
-      </w:r>
-    </w:p>
-    <w:p>
-      <w:pPr>
-        <w:spacing w:after="140"/>
-      </w:pPr>
-      <w:r>
-        <w:rPr>
-          <w:b/>
-          <w:bCs/>
-          <w:sz w:val="22"/>
-          <w:szCs w:val="22"/>
-        </w:rPr>
-        <w:t xml:space="preserve">Deterministic comparators, because the verdict must survive an audit. </w:t>
-      </w:r>
-      <w:r>
-        <w:rPr>
-          <w:b w:val="false"/>
-          <w:bCs w:val="false"/>
-          <w:sz w:val="22"/>
-          <w:szCs w:val="22"/>
-        </w:rPr>
-        <w:t xml:space="preserve">A compliance verdict has to be auditable and reproducible. "The model felt the brand matched" is not an answer a government reviewer can act on, so the model never makes the final call.</w:t>
-      </w:r>
-    </w:p>
-    <w:p>
-      <w:pPr>
-        <w:spacing w:after="140"/>
+        <w:t xml:space="preserve">The realistic alternatives were a React app with a separate backend service, or a Python service for the model calls. Either of those means two codebases to deploy, two sets of types to keep in sync, and API keys living in a second place. Next.js gives me one TypeScript codebase where the server side makes the model calls, so keys never reach the browser, and where the list of label fields is defined once and shared by the pipeline, the screens, and the CSV export. That single definition matters in practice: adding a field cannot silently miss a layer. The production build packs into one small container that Azure can run as-is. And Next.js is boring in the way I wanted here: any reviewer knows where to find the API route and the page.</w:t>
+      </w:r>
+    </w:p>
+    <w:p>
+      <w:pPr>
+        <w:spacing w:after="120"/>
+      </w:pPr>
+      <w:r>
+        <w:rPr>
+          <w:b/>
+          <w:bCs/>
+          <w:sz w:val="22"/>
+          <w:szCs w:val="22"/>
+        </w:rPr>
+        <w:t xml:space="preserve">The rest of the stack, with reasons. </w:t>
+      </w:r>
+      <w:r>
+        <w:rPr>
+          <w:b w:val="false"/>
+          <w:bCs w:val="false"/>
+          <w:sz w:val="22"/>
+          <w:szCs w:val="22"/>
+        </w:rPr>
+        <w:t xml:space="preserve">TypeScript in strict mode, because compliance data is full of fields that may legally be absent, and strict mode forces every might-be-missing case to be handled in code instead of discovered in production. Tailwind for styling, because the styles sit directly on each element, which means the accessibility rules from the brief (contrast, large click targets, visible focus) can be checked by reading a screen's code instead of hunting through a separate stylesheet. Vitest for tests, because the whole suite finishes in about five seconds, and a five-second suite actually gets run on every save. The one extra server dependency is sharp, an image library; it does the crop-and-enlarge work for the warning check. And there is no database at all. Marcus said standalone with no personal data, and the cleanest way to protect data you do not need is to never store it.</w:t>
+      </w:r>
+    </w:p>
+    <w:p>
+      <w:pPr>
+        <w:spacing w:after="120"/>
+      </w:pPr>
+      <w:r>
+        <w:rPr>
+          <w:b/>
+          <w:bCs/>
+          <w:sz w:val="22"/>
+          <w:szCs w:val="22"/>
+        </w:rPr>
+        <w:t xml:space="preserve">Vercel for the demo, Azure for the real thing. </w:t>
+      </w:r>
+      <w:r>
+        <w:rPr>
+          <w:b w:val="false"/>
+          <w:bCs w:val="false"/>
+          <w:sz w:val="22"/>
+          <w:szCs w:val="22"/>
+        </w:rPr>
+        <w:t xml:space="preserve">I wanted a reviewer to reach the running app in one click, and Vercel deploys this repository's main branch automatically. But it is only the demo. The firewall requirement means production belongs inside TTB's Azure tenant, so the repo ships a multi-stage Dockerfile and documented paths for Azure App Service and Container Apps.</w:t>
+      </w:r>
+    </w:p>
+    <w:p>
+      <w:pPr>
+        <w:spacing w:after="120"/>
       </w:pPr>
       <w:r>
         <w:rPr>
@@ -515,19 +492,19 @@
           <w:sz w:val="22"/>
           <w:szCs w:val="22"/>
         </w:rPr>
-        <w:t xml:space="preserve">Deploy the container in-tenant with provisioned model quota behind the agency gateway (authentication and rate limiting), then layout-preserving OCR to unlock the type-size and placement rules that text-only extraction cannot check, then a sampled human-audit loop over auto-approvals so the false-approval rate keeps getting measured once real labels flow through it. COLA integration goes last; reaching that system is procurement work before it is engineering work.</w:t>
-      </w:r>
-    </w:p>
-    <w:p>
-      <w:pPr>
-        <w:spacing w:after="140"/>
-      </w:pPr>
-      <w:r>
-        <w:rPr>
-          <w:sz w:val="22"/>
-          <w:szCs w:val="22"/>
-        </w:rPr>
-        <w:t xml:space="preserve">One pattern runs through all of it: decide by measurement, gate the build on the error class you refuse to ship, and route uncertainty to people.</w:t>
+        <w:t xml:space="preserve">First the unglamorous step: deploy the existing container in-tenant with reserved model quota, behind the agency gateway that already handles login and rate limiting. Then layout-aware OCR, which would unlock the checks I deliberately skipped because they cannot be judged from extracted text alone, like minimum type sizes. Then a standing audit: sample a slice of the labels that went through as Approve for a second human look, so the false-approval rate keeps being measured in production. COLA integration goes last, because getting access to that system is paperwork before it is engineering.</w:t>
+      </w:r>
+    </w:p>
+    <w:p>
+      <w:pPr>
+        <w:spacing w:after="120"/>
+      </w:pPr>
+      <w:r>
+        <w:rPr>
+          <w:sz w:val="22"/>
+          <w:szCs w:val="22"/>
+        </w:rPr>
+        <w:t xml:space="preserve">That is the habit underneath the whole project: measure before choosing, and hand every uncertain case to a person.</w:t>
       </w:r>
     </w:p>
     <w:sectPr>
@@ -962,7 +939,7 @@
     <w:next w:val="Normal"/>
     <w:qFormat/>
     <w:pPr>
-      <w:spacing w:after="160" w:before="300"/>
+      <w:spacing w:after="140" w:before="240"/>
       <w:outlineLvl w:val="0"/>
     </w:pPr>
     <w:rPr>

--- a/docs/TTB-Label-Verifier-Approach-and-Design.docx
+++ b/docs/TTB-Label-Verifier-Approach-and-Design.docx
@@ -53,7 +53,7 @@
         </w:rPr>
         <w:t xml:space="preserve">   ·   June 2026   ·   </w:t>
       </w:r>
-      <w:hyperlink w:history="1" r:id="rIdoka9lecyaltk1o8vmnt6b">
+      <w:hyperlink w:history="1" r:id="rIds_4v42jbn9wphqkish7lj">
         <w:r>
           <w:rPr>
             <w:rStyle w:val="Hyperlink"/>
@@ -70,7 +70,7 @@
         </w:rPr>
         <w:t xml:space="preserve">   ·   </w:t>
       </w:r>
-      <w:hyperlink w:history="1" r:id="rIdmepphlisgca8qclcipkdf">
+      <w:hyperlink w:history="1" r:id="rIdmur9k9vox7ynezxzjgbfw">
         <w:r>
           <w:rPr>
             <w:rStyle w:val="Hyperlink"/>
@@ -122,7 +122,7 @@
           <w:sz w:val="22"/>
           <w:szCs w:val="22"/>
         </w:rPr>
-        <w:t xml:space="preserve">Three numbers tell you most of the story. The test suite is 811 tests, and it runs offline in a few seconds with no API keys, so anyone can verify the behavior on a laptop. The evaluation gate in CI fails the build if precision on approvals drops below 98 percent across 27 labeled cases; it scores 100 today. I set that gate because the two kinds of mistake are not equal: sending a fine label to review wastes minutes, while quietly approving a bad one would sink the tool's credibility. And speed: the deployed demo answers in a median of 3.1 seconds against the brief's rough five-second limit; the slowest of fifteen measured reads took 5.2, and that was the first one, while the server was still waking up. The bundled sample runs longer: six to nine seconds clean, because it is a front-and-back pair with twice the label to read, and about thirteen with the defect, because the tool takes one extra zoomed look at the warning before committing to a hard Reject.</w:t>
+        <w:t xml:space="preserve">Three numbers tell you most of the story. The test suite is 817 tests, and it runs offline in a few seconds with no API keys, so anyone can verify the behavior on a laptop. The evaluation gate in CI fails the build if precision on approvals drops below 98 percent across 27 labeled cases; it scores 100 today. I set that gate because the two kinds of mistake are not equal: sending a fine label to review wastes minutes, while quietly approving a bad one would sink the tool's credibility. And speed: the deployed demo answers in a median of 3.1 seconds against the brief's rough five-second limit; the slowest of fifteen measured reads took 5.2, and that was the first one, while the server was still waking up. The bundled sample runs longer: six to nine seconds clean, because it is a front-and-back pair with twice the label to read, and about thirteen with the defect, because the tool takes one extra zoomed look at the warning before committing to a hard Reject.</w:t>
       </w:r>
     </w:p>
     <w:p>
@@ -346,7 +346,7 @@
           <w:sz w:val="22"/>
           <w:szCs w:val="22"/>
         </w:rPr>
-        <w:t xml:space="preserve">The default AI provider is a mock that recognizes the bundled test images, which means the 811 tests in 63 files and the 27-label evaluation run in seconds, deterministically, with no keys and no network. CI runs the identical gate on every push to main: types, lint, tests, evaluation, build. Clone the repo, run npm test, and the whole pipeline proves itself on your machine before you ever add an API key.</w:t>
+        <w:t xml:space="preserve">The default AI provider is a mock that recognizes the bundled test images, which means the 817 tests in 63 files and the 27-label evaluation run in seconds, deterministically, with no keys and no network. CI runs the identical gate on every push to main: types, lint, tests, evaluation, build. Clone the repo, run npm test, and the whole pipeline proves itself on your machine before you ever add an API key.</w:t>
       </w:r>
     </w:p>
     <w:p>

--- a/docs/TTB-Label-Verifier-Approach-and-Design.docx
+++ b/docs/TTB-Label-Verifier-Approach-and-Design.docx
@@ -53,7 +53,7 @@
         </w:rPr>
         <w:t xml:space="preserve">   ·   June 2026   ·   </w:t>
       </w:r>
-      <w:hyperlink w:history="1" r:id="rIds_4v42jbn9wphqkish7lj">
+      <w:hyperlink w:history="1" r:id="rIdvfoufcaj2aj3mhmbfehff">
         <w:r>
           <w:rPr>
             <w:rStyle w:val="Hyperlink"/>
@@ -70,7 +70,7 @@
         </w:rPr>
         <w:t xml:space="preserve">   ·   </w:t>
       </w:r>
-      <w:hyperlink w:history="1" r:id="rIdmur9k9vox7ynezxzjgbfw">
+      <w:hyperlink w:history="1" r:id="rIdctn5zqe9axrp5hr5mvmbl">
         <w:r>
           <w:rPr>
             <w:rStyle w:val="Hyperlink"/>
@@ -122,7 +122,7 @@
           <w:sz w:val="22"/>
           <w:szCs w:val="22"/>
         </w:rPr>
-        <w:t xml:space="preserve">Three numbers tell you most of the story. The test suite is 817 tests, and it runs offline in a few seconds with no API keys, so anyone can verify the behavior on a laptop. The evaluation gate in CI fails the build if precision on approvals drops below 98 percent across 27 labeled cases; it scores 100 today. I set that gate because the two kinds of mistake are not equal: sending a fine label to review wastes minutes, while quietly approving a bad one would sink the tool's credibility. And speed: the deployed demo answers in a median of 3.1 seconds against the brief's rough five-second limit; the slowest of fifteen measured reads took 5.2, and that was the first one, while the server was still waking up. The bundled sample runs longer: six to nine seconds clean, because it is a front-and-back pair with twice the label to read, and about thirteen with the defect, because the tool takes one extra zoomed look at the warning before committing to a hard Reject.</w:t>
+        <w:t xml:space="preserve">Three numbers tell you most of the story. The test suite is 826 tests, and it runs offline in a few seconds with no API keys, so anyone can verify the behavior on a laptop. The evaluation gate in CI fails the build if precision on approvals drops below 98 percent across 27 labeled cases; it scores 100 today. I set that gate because the two kinds of mistake are not equal: sending a fine label to review wastes minutes, while quietly approving a bad one would sink the tool's credibility. And speed: the deployed demo answers in a median of 3.1 seconds against the brief's rough five-second limit; the slowest of fifteen measured reads took 5.2, and that was the first one, while the server was still waking up. The bundled sample runs longer: six to nine seconds clean, because it is a front-and-back pair with twice the label to read, and about thirteen with the defect, because the tool takes one extra zoomed look at the warning before committing to a hard Reject.</w:t>
       </w:r>
     </w:p>
     <w:p>
@@ -346,7 +346,7 @@
           <w:sz w:val="22"/>
           <w:szCs w:val="22"/>
         </w:rPr>
-        <w:t xml:space="preserve">The default AI provider is a mock that recognizes the bundled test images, which means the 817 tests in 63 files and the 27-label evaluation run in seconds, deterministically, with no keys and no network. CI runs the identical gate on every push to main: types, lint, tests, evaluation, build. Clone the repo, run npm test, and the whole pipeline proves itself on your machine before you ever add an API key.</w:t>
+        <w:t xml:space="preserve">The default AI provider is a mock that recognizes the bundled test images, which means the 826 tests in 64 files and the 27-label evaluation run in seconds, deterministically, with no keys and no network. CI runs the identical gate on every push to main: types, lint, tests, evaluation, build. Clone the repo, run npm test, and the whole pipeline proves itself on your machine before you ever add an API key.</w:t>
       </w:r>
     </w:p>
     <w:p>

--- a/docs/TTB-Label-Verifier-Approach-and-Design.docx
+++ b/docs/TTB-Label-Verifier-Approach-and-Design.docx
@@ -53,7 +53,7 @@
         </w:rPr>
         <w:t xml:space="preserve">   ·   June 2026   ·   </w:t>
       </w:r>
-      <w:hyperlink w:history="1" r:id="rIdvfoufcaj2aj3mhmbfehff">
+      <w:hyperlink w:history="1" r:id="rId_bic8b32st7t963gs6kjf">
         <w:r>
           <w:rPr>
             <w:rStyle w:val="Hyperlink"/>
@@ -70,7 +70,7 @@
         </w:rPr>
         <w:t xml:space="preserve">   ·   </w:t>
       </w:r>
-      <w:hyperlink w:history="1" r:id="rIdctn5zqe9axrp5hr5mvmbl">
+      <w:hyperlink w:history="1" r:id="rId7nbjejtj8vpoxzoasnrbb">
         <w:r>
           <w:rPr>
             <w:rStyle w:val="Hyperlink"/>
@@ -122,7 +122,7 @@
           <w:sz w:val="22"/>
           <w:szCs w:val="22"/>
         </w:rPr>
-        <w:t xml:space="preserve">Three numbers tell you most of the story. The test suite is 826 tests, and it runs offline in a few seconds with no API keys, so anyone can verify the behavior on a laptop. The evaluation gate in CI fails the build if precision on approvals drops below 98 percent across 27 labeled cases; it scores 100 today. I set that gate because the two kinds of mistake are not equal: sending a fine label to review wastes minutes, while quietly approving a bad one would sink the tool's credibility. And speed: the deployed demo answers in a median of 3.1 seconds against the brief's rough five-second limit; the slowest of fifteen measured reads took 5.2, and that was the first one, while the server was still waking up. The bundled sample runs longer: six to nine seconds clean, because it is a front-and-back pair with twice the label to read, and about thirteen with the defect, because the tool takes one extra zoomed look at the warning before committing to a hard Reject.</w:t>
+        <w:t xml:space="preserve">Three numbers tell you most of the story. The test suite is 839 tests, and it runs offline in a few seconds with no API keys, so anyone can verify the behavior on a laptop. The evaluation gate in CI fails the build if precision on approvals drops below 98 percent across 27 labeled cases; it scores 100 today. I set that gate because the two kinds of mistake are not equal: sending a fine label to review wastes minutes, while quietly approving a bad one would sink the tool's credibility. And speed: the deployed demo answers in a median of 3.1 seconds against the brief's rough five-second limit; the slowest of fifteen measured reads took 5.2, and that was the first one, while the server was still waking up. The bundled sample runs longer: six to nine seconds clean, because it is a front-and-back pair with twice the label to read, and about thirteen with the defect, because the tool takes one extra zoomed look at the warning before committing to a hard Reject.</w:t>
       </w:r>
     </w:p>
     <w:p>
@@ -346,7 +346,7 @@
           <w:sz w:val="22"/>
           <w:szCs w:val="22"/>
         </w:rPr>
-        <w:t xml:space="preserve">The default AI provider is a mock that recognizes the bundled test images, which means the 826 tests in 64 files and the 27-label evaluation run in seconds, deterministically, with no keys and no network. CI runs the identical gate on every push to main: types, lint, tests, evaluation, build. Clone the repo, run npm test, and the whole pipeline proves itself on your machine before you ever add an API key.</w:t>
+        <w:t xml:space="preserve">The default AI provider is a mock that recognizes the bundled test images, which means the 839 tests in 64 files and the 27-label evaluation run in seconds, deterministically, with no keys and no network. CI runs the identical gate on every push to main: types, lint, tests, evaluation, build. Clone the repo, run npm test, and the whole pipeline proves itself on your machine before you ever add an API key.</w:t>
       </w:r>
     </w:p>
     <w:p>
